--- a/src/modules/constancies/template/constancia.docx
+++ b/src/modules/constancies/template/constancia.docx
@@ -1346,8 +1346,8 @@
         <w:gridCol w:w="495"/>
         <w:gridCol w:w="195"/>
         <w:gridCol w:w="900"/>
-        <w:gridCol w:w="285"/>
-        <w:gridCol w:w="375"/>
+        <w:gridCol w:w="495"/>
+        <w:gridCol w:w="165"/>
         <w:gridCol w:w="315"/>
         <w:gridCol w:w="315"/>
         <w:gridCol w:w="315"/>
@@ -1367,8 +1367,8 @@
             <w:gridCol w:w="495"/>
             <w:gridCol w:w="195"/>
             <w:gridCol w:w="900"/>
-            <w:gridCol w:w="285"/>
-            <w:gridCol w:w="375"/>
+            <w:gridCol w:w="495"/>
+            <w:gridCol w:w="165"/>
             <w:gridCol w:w="315"/>
             <w:gridCol w:w="315"/>
             <w:gridCol w:w="315"/>
@@ -2385,7 +2385,6 @@
             <w:gridSpan w:val="2"/>
             <w:tcBorders>
               <w:top w:color="000000" w:space="0" w:sz="0" w:val="nil"/>
-              <w:left w:color="000000" w:space="0" w:sz="4" w:val="single"/>
               <w:bottom w:color="000000" w:space="0" w:sz="4" w:val="single"/>
               <w:right w:color="ffffff" w:space="0" w:sz="4" w:val="single"/>
             </w:tcBorders>
@@ -4369,7 +4368,33 @@
           <w:vertAlign w:val="baseline"/>
           <w:rtl w:val="0"/>
         </w:rPr>
-        <w:t xml:space="preserve">4/ Para empresas con menos de 51 trabajadores. Para empresas con más de 50 trabajadores firmaría el representante del patrón ante la Comisión mixta de capacitación, adiestramiento y productividad.                                                                                                                          DC-3</w:t>
+        <w:t xml:space="preserve">4/ Para empresas con menos de 51 trabajadores. Para empresas con más de 50 trabajadores firmaría el representante del patrón ante la </w:t>
+      </w:r>
+      <w:r>
+        <w:rPr>
+          <w:rFonts w:ascii="Arial" w:cs="Arial" w:eastAsia="Arial" w:hAnsi="Arial"/>
+          <w:sz w:val="15"/>
+          <w:szCs w:val="15"/>
+          <w:rtl w:val="0"/>
+        </w:rPr>
+        <w:t xml:space="preserve">Comisión Mixta</w:t>
+      </w:r>
+      <w:r>
+        <w:rPr>
+          <w:rFonts w:ascii="Arial" w:cs="Arial" w:eastAsia="Arial" w:hAnsi="Arial"/>
+          <w:b w:val="0"/>
+          <w:i w:val="0"/>
+          <w:smallCaps w:val="0"/>
+          <w:strike w:val="0"/>
+          <w:color w:val="000000"/>
+          <w:sz w:val="15"/>
+          <w:szCs w:val="15"/>
+          <w:u w:val="none"/>
+          <w:shd w:fill="auto" w:val="clear"/>
+          <w:vertAlign w:val="baseline"/>
+          <w:rtl w:val="0"/>
+        </w:rPr>
+        <w:t xml:space="preserve"> de capacitación, adiestramiento y productividad.                                                                                                                          DC-3</w:t>
       </w:r>
     </w:p>
     <w:p>
@@ -4420,17 +4445,135 @@
         </w:rPr>
         <w:t xml:space="preserve">5/ Solo para empresas con más de 50 trabajadores.                                                                                                                  ANVERSO</w:t>
       </w:r>
+    </w:p>
+    <w:p>
+      <w:pPr>
+        <w:keepNext w:val="0"/>
+        <w:keepLines w:val="0"/>
+        <w:pageBreakBefore w:val="0"/>
+        <w:widowControl w:val="1"/>
+        <w:pBdr>
+          <w:top w:space="0" w:sz="0" w:val="nil"/>
+          <w:left w:space="0" w:sz="0" w:val="nil"/>
+          <w:bottom w:space="0" w:sz="0" w:val="nil"/>
+          <w:right w:space="0" w:sz="0" w:val="nil"/>
+          <w:between w:space="0" w:sz="0" w:val="nil"/>
+        </w:pBdr>
+        <w:shd w:fill="auto" w:val="clear"/>
+        <w:spacing w:after="0" w:before="0" w:line="240" w:lineRule="auto"/>
+        <w:ind w:left="0" w:right="0" w:firstLine="288"/>
+        <w:jc w:val="both"/>
+        <w:rPr>
+          <w:rFonts w:ascii="Arial" w:cs="Arial" w:eastAsia="Arial" w:hAnsi="Arial"/>
+          <w:b w:val="0"/>
+          <w:i w:val="0"/>
+          <w:smallCaps w:val="0"/>
+          <w:strike w:val="0"/>
+          <w:color w:val="000000"/>
+          <w:sz w:val="15"/>
+          <w:szCs w:val="15"/>
+          <w:u w:val="none"/>
+          <w:shd w:fill="auto" w:val="clear"/>
+          <w:vertAlign w:val="baseline"/>
+        </w:rPr>
+      </w:pPr>
+      <w:r>
+        <w:rPr>
+          <w:rFonts w:ascii="Arial" w:cs="Arial" w:eastAsia="Arial" w:hAnsi="Arial"/>
+          <w:b w:val="0"/>
+          <w:i w:val="0"/>
+          <w:smallCaps w:val="0"/>
+          <w:strike w:val="0"/>
+          <w:color w:val="000000"/>
+          <w:sz w:val="15"/>
+          <w:szCs w:val="15"/>
+          <w:u w:val="none"/>
+          <w:shd w:fill="auto" w:val="clear"/>
+          <w:vertAlign w:val="baseline"/>
+          <w:rtl w:val="0"/>
+        </w:rPr>
+        <w:t xml:space="preserve">*  Dato no obligatorio</w:t>
+      </w:r>
+    </w:p>
+    <w:p>
+      <w:pPr>
+        <w:keepNext w:val="0"/>
+        <w:keepLines w:val="0"/>
+        <w:pageBreakBefore w:val="0"/>
+        <w:widowControl w:val="1"/>
+        <w:pBdr>
+          <w:top w:space="0" w:sz="0" w:val="nil"/>
+          <w:left w:space="0" w:sz="0" w:val="nil"/>
+          <w:bottom w:space="0" w:sz="0" w:val="nil"/>
+          <w:right w:space="0" w:sz="0" w:val="nil"/>
+          <w:between w:space="0" w:sz="0" w:val="nil"/>
+        </w:pBdr>
+        <w:shd w:fill="auto" w:val="clear"/>
+        <w:tabs>
+          <w:tab w:val="center" w:leader="none" w:pos="8460"/>
+        </w:tabs>
+        <w:spacing w:after="0" w:before="0" w:line="240" w:lineRule="auto"/>
+        <w:ind w:left="0" w:right="0" w:firstLine="289"/>
+        <w:jc w:val="left"/>
+        <w:rPr>
+          <w:rFonts w:ascii="Arial" w:cs="Arial" w:eastAsia="Arial" w:hAnsi="Arial"/>
+          <w:b w:val="0"/>
+          <w:i w:val="0"/>
+          <w:smallCaps w:val="0"/>
+          <w:strike w:val="0"/>
+          <w:color w:val="000000"/>
+          <w:sz w:val="16"/>
+          <w:szCs w:val="16"/>
+          <w:u w:val="none"/>
+          <w:shd w:fill="auto" w:val="clear"/>
+          <w:vertAlign w:val="baseline"/>
+        </w:rPr>
+      </w:pPr>
+      <w:r>
+        <w:rPr>
+          <w:rFonts w:ascii="Arial" w:cs="Arial" w:eastAsia="Arial" w:hAnsi="Arial"/>
+          <w:b w:val="0"/>
+          <w:i w:val="0"/>
+          <w:smallCaps w:val="0"/>
+          <w:strike w:val="0"/>
+          <w:color w:val="000000"/>
+          <w:sz w:val="20"/>
+          <w:szCs w:val="20"/>
+          <w:u w:val="none"/>
+          <w:shd w:fill="auto" w:val="clear"/>
+          <w:vertAlign w:val="baseline"/>
+          <w:rtl w:val="0"/>
+        </w:rPr>
+        <w:tab/>
+      </w:r>
+      <w:r>
+        <w:rPr>
+          <w:rFonts w:ascii="Arial" w:cs="Arial" w:eastAsia="Arial" w:hAnsi="Arial"/>
+          <w:b w:val="0"/>
+          <w:i w:val="0"/>
+          <w:smallCaps w:val="0"/>
+          <w:strike w:val="0"/>
+          <w:color w:val="000000"/>
+          <w:sz w:val="16"/>
+          <w:szCs w:val="16"/>
+          <w:u w:val="none"/>
+          <w:shd w:fill="auto" w:val="clear"/>
+          <w:vertAlign w:val="baseline"/>
+          <w:rtl w:val="0"/>
+        </w:rPr>
+        <w:t xml:space="preserve"> </w:t>
+      </w:r>
       <w:r>
         <w:drawing>
-          <wp:anchor allowOverlap="1" behindDoc="0" distB="114300" distT="114300" distL="114300" distR="114300" hidden="0" layoutInCell="1" locked="0" relativeHeight="0" simplePos="0">
+          <wp:anchor allowOverlap="1" behindDoc="0" distB="19050" distT="19050" distL="19050" distR="19050" hidden="0" layoutInCell="1" locked="0" relativeHeight="0" simplePos="0">
             <wp:simplePos x="0" y="0"/>
             <wp:positionH relativeFrom="column">
-              <wp:posOffset>4048125</wp:posOffset>
+              <wp:posOffset>5448300</wp:posOffset>
             </wp:positionH>
             <wp:positionV relativeFrom="paragraph">
-              <wp:posOffset>180956</wp:posOffset>
+              <wp:posOffset>133350</wp:posOffset>
             </wp:positionV>
-            <wp:extent cx="723618" cy="720000"/>
+            <wp:extent cx="747820" cy="747820"/>
             <wp:effectExtent b="0" l="0" r="0" t="0"/>
             <wp:wrapNone/>
             <wp:docPr id="3" name="image2.png"/>
@@ -4451,7 +4594,7 @@
                   <pic:spPr>
                     <a:xfrm>
                       <a:off x="0" y="0"/>
-                      <a:ext cx="723618" cy="720000"/>
+                      <a:ext cx="747820" cy="747820"/>
                     </a:xfrm>
                     <a:prstGeom prst="rect"/>
                     <a:ln/>
@@ -4477,55 +4620,6 @@
           <w:between w:space="0" w:sz="0" w:val="nil"/>
         </w:pBdr>
         <w:shd w:fill="auto" w:val="clear"/>
-        <w:spacing w:after="0" w:before="0" w:line="240" w:lineRule="auto"/>
-        <w:ind w:left="0" w:right="0" w:firstLine="288"/>
-        <w:jc w:val="both"/>
-        <w:rPr>
-          <w:rFonts w:ascii="Arial" w:cs="Arial" w:eastAsia="Arial" w:hAnsi="Arial"/>
-          <w:b w:val="0"/>
-          <w:i w:val="0"/>
-          <w:smallCaps w:val="0"/>
-          <w:strike w:val="0"/>
-          <w:color w:val="000000"/>
-          <w:sz w:val="15"/>
-          <w:szCs w:val="15"/>
-          <w:u w:val="none"/>
-          <w:shd w:fill="auto" w:val="clear"/>
-          <w:vertAlign w:val="baseline"/>
-        </w:rPr>
-      </w:pPr>
-      <w:r>
-        <w:rPr>
-          <w:rFonts w:ascii="Arial" w:cs="Arial" w:eastAsia="Arial" w:hAnsi="Arial"/>
-          <w:b w:val="0"/>
-          <w:i w:val="0"/>
-          <w:smallCaps w:val="0"/>
-          <w:strike w:val="0"/>
-          <w:color w:val="000000"/>
-          <w:sz w:val="15"/>
-          <w:szCs w:val="15"/>
-          <w:u w:val="none"/>
-          <w:shd w:fill="auto" w:val="clear"/>
-          <w:vertAlign w:val="baseline"/>
-          <w:rtl w:val="0"/>
-        </w:rPr>
-        <w:t xml:space="preserve">*  Dato no obligatorio</w:t>
-      </w:r>
-    </w:p>
-    <w:p>
-      <w:pPr>
-        <w:keepNext w:val="0"/>
-        <w:keepLines w:val="0"/>
-        <w:pageBreakBefore w:val="0"/>
-        <w:widowControl w:val="1"/>
-        <w:pBdr>
-          <w:top w:space="0" w:sz="0" w:val="nil"/>
-          <w:left w:space="0" w:sz="0" w:val="nil"/>
-          <w:bottom w:space="0" w:sz="0" w:val="nil"/>
-          <w:right w:space="0" w:sz="0" w:val="nil"/>
-          <w:between w:space="0" w:sz="0" w:val="nil"/>
-        </w:pBdr>
-        <w:shd w:fill="auto" w:val="clear"/>
         <w:tabs>
           <w:tab w:val="center" w:leader="none" w:pos="8460"/>
         </w:tabs>
@@ -4548,34 +4642,67 @@
       </w:pPr>
       <w:r>
         <w:rPr>
+          <w:rtl w:val="0"/>
+        </w:rPr>
+      </w:r>
+    </w:p>
+    <w:p>
+      <w:pPr>
+        <w:ind w:left="3600" w:firstLine="720"/>
+        <w:jc w:val="left"/>
+        <w:rPr>
           <w:rFonts w:ascii="Arial" w:cs="Arial" w:eastAsia="Arial" w:hAnsi="Arial"/>
-          <w:b w:val="0"/>
-          <w:i w:val="0"/>
-          <w:smallCaps w:val="0"/>
-          <w:strike w:val="0"/>
-          <w:color w:val="000000"/>
-          <w:sz w:val="20"/>
-          <w:szCs w:val="20"/>
-          <w:u w:val="none"/>
-          <w:shd w:fill="auto" w:val="clear"/>
-          <w:vertAlign w:val="baseline"/>
+          <w:sz w:val="18"/>
+          <w:szCs w:val="18"/>
+        </w:rPr>
+      </w:pPr>
+      <w:r>
+        <w:rPr>
+          <w:rFonts w:ascii="Arial" w:cs="Arial" w:eastAsia="Arial" w:hAnsi="Arial"/>
+          <w:sz w:val="18"/>
+          <w:szCs w:val="18"/>
           <w:rtl w:val="0"/>
         </w:rPr>
-        <w:tab/>
+        <w:t xml:space="preserve">Verifique la autenticación de esta constancia en </w:t>
+      </w:r>
+    </w:p>
+    <w:p>
+      <w:pPr>
+        <w:jc w:val="center"/>
+        <w:rPr>
+          <w:rFonts w:ascii="Arial" w:cs="Arial" w:eastAsia="Arial" w:hAnsi="Arial"/>
+          <w:sz w:val="18"/>
+          <w:szCs w:val="18"/>
+        </w:rPr>
+      </w:pPr>
+      <w:r>
+        <w:rPr>
+          <w:rFonts w:ascii="Arial" w:cs="Arial" w:eastAsia="Arial" w:hAnsi="Arial"/>
+          <w:color w:val="000099"/>
+          <w:sz w:val="18"/>
+          <w:szCs w:val="18"/>
+          <w:rtl w:val="0"/>
+        </w:rPr>
+        <w:t xml:space="preserve">                                                 </w:t>
       </w:r>
       <w:r>
         <w:rPr>
           <w:rFonts w:ascii="Arial" w:cs="Arial" w:eastAsia="Arial" w:hAnsi="Arial"/>
-          <w:b w:val="0"/>
-          <w:i w:val="0"/>
-          <w:smallCaps w:val="0"/>
-          <w:strike w:val="0"/>
-          <w:color w:val="000000"/>
-          <w:sz w:val="16"/>
-          <w:szCs w:val="16"/>
-          <w:u w:val="none"/>
-          <w:shd w:fill="auto" w:val="clear"/>
-          <w:vertAlign w:val="baseline"/>
+          <w:b w:val="1"/>
+          <w:i w:val="1"/>
+          <w:color w:val="000099"/>
+          <w:sz w:val="18"/>
+          <w:szCs w:val="18"/>
+          <w:u w:val="single"/>
+          <w:rtl w:val="0"/>
+        </w:rPr>
+        <w:t xml:space="preserve">www.actualidadenguarderias.com</w:t>
+      </w:r>
+      <w:r>
+        <w:rPr>
+          <w:rFonts w:ascii="Arial" w:cs="Arial" w:eastAsia="Arial" w:hAnsi="Arial"/>
+          <w:sz w:val="18"/>
+          <w:szCs w:val="18"/>
           <w:rtl w:val="0"/>
         </w:rPr>
         <w:t xml:space="preserve"> </w:t>
@@ -4583,36 +4710,43 @@
     </w:p>
     <w:p>
       <w:pPr>
-        <w:keepNext w:val="0"/>
-        <w:keepLines w:val="0"/>
-        <w:pageBreakBefore w:val="0"/>
-        <w:widowControl w:val="1"/>
-        <w:pBdr>
-          <w:top w:space="0" w:sz="0" w:val="nil"/>
-          <w:left w:space="0" w:sz="0" w:val="nil"/>
-          <w:bottom w:space="0" w:sz="0" w:val="nil"/>
-          <w:right w:space="0" w:sz="0" w:val="nil"/>
-          <w:between w:space="0" w:sz="0" w:val="nil"/>
-        </w:pBdr>
-        <w:shd w:fill="auto" w:val="clear"/>
-        <w:tabs>
-          <w:tab w:val="center" w:leader="none" w:pos="8460"/>
-        </w:tabs>
-        <w:spacing w:after="0" w:before="0" w:line="240" w:lineRule="auto"/>
-        <w:ind w:left="0" w:right="0" w:firstLine="289"/>
-        <w:jc w:val="left"/>
+        <w:spacing w:line="288" w:lineRule="auto"/>
+        <w:jc w:val="center"/>
         <w:rPr>
           <w:rFonts w:ascii="Arial" w:cs="Arial" w:eastAsia="Arial" w:hAnsi="Arial"/>
-          <w:b w:val="0"/>
-          <w:i w:val="0"/>
-          <w:smallCaps w:val="0"/>
-          <w:strike w:val="0"/>
-          <w:color w:val="000000"/>
-          <w:sz w:val="16"/>
-          <w:szCs w:val="16"/>
-          <w:u w:val="none"/>
-          <w:shd w:fill="auto" w:val="clear"/>
-          <w:vertAlign w:val="baseline"/>
+          <w:b w:val="1"/>
+          <w:i w:val="1"/>
+          <w:sz w:val="18"/>
+          <w:szCs w:val="18"/>
+        </w:rPr>
+      </w:pPr>
+      <w:r>
+        <w:rPr>
+          <w:rFonts w:ascii="Arial" w:cs="Arial" w:eastAsia="Arial" w:hAnsi="Arial"/>
+          <w:sz w:val="18"/>
+          <w:szCs w:val="18"/>
+          <w:rtl w:val="0"/>
+        </w:rPr>
+        <w:t xml:space="preserve">                                              con  el folio único: </w:t>
+      </w:r>
+      <w:r>
+        <w:rPr>
+          <w:rFonts w:ascii="Arial" w:cs="Arial" w:eastAsia="Arial" w:hAnsi="Arial"/>
+          <w:b w:val="1"/>
+          <w:i w:val="1"/>
+          <w:sz w:val="18"/>
+          <w:szCs w:val="18"/>
+          <w:rtl w:val="0"/>
+        </w:rPr>
+        <w:t xml:space="preserve">{invoice}</w:t>
+      </w:r>
+    </w:p>
+    <w:p>
+      <w:pPr>
+        <w:rPr>
+          <w:rFonts w:ascii="Arial" w:cs="Arial" w:eastAsia="Arial" w:hAnsi="Arial"/>
+          <w:b w:val="1"/>
+          <w:i w:val="1"/>
         </w:rPr>
       </w:pPr>
       <w:r>
@@ -4624,71 +4758,13 @@
     <w:p>
       <w:pPr>
         <w:jc w:val="left"/>
-        <w:rPr>
-          <w:vertAlign w:val="baseline"/>
-        </w:rPr>
-      </w:pPr>
-      <w:r>
-        <w:rPr>
-          <w:rtl w:val="0"/>
-        </w:rPr>
-        <w:tab/>
-        <w:tab/>
-        <w:tab/>
-        <w:tab/>
-        <w:tab/>
-        <w:tab/>
-        <w:tab/>
-        <w:tab/>
-        <w:tab/>
-        <w:tab/>
-        <w:t xml:space="preserve">            </w:t>
-      </w:r>
-      <w:r>
-        <w:rPr>
-          <w:rFonts w:ascii="Arial" w:cs="Arial" w:eastAsia="Arial" w:hAnsi="Arial"/>
-          <w:sz w:val="15"/>
-          <w:szCs w:val="15"/>
-          <w:rtl w:val="0"/>
-        </w:rPr>
-        <w:t xml:space="preserve">NRO. DE FOLIO: {nro_folio} </w:t>
-      </w:r>
-      <w:r>
-        <w:rPr>
-          <w:rtl w:val="0"/>
-        </w:rPr>
-      </w:r>
-    </w:p>
-    <w:p>
-      <w:pPr>
-        <w:rPr>
-          <w:vertAlign w:val="baseline"/>
-        </w:rPr>
-      </w:pPr>
-      <w:r>
-        <w:rPr>
-          <w:rtl w:val="0"/>
-        </w:rPr>
-      </w:r>
-    </w:p>
-    <w:p>
-      <w:pPr>
         <w:rPr/>
       </w:pPr>
       <w:r>
         <w:rPr>
           <w:rtl w:val="0"/>
         </w:rPr>
-      </w:r>
-    </w:p>
-    <w:p>
-      <w:pPr>
-        <w:rPr/>
-      </w:pPr>
-      <w:r>
-        <w:rPr>
-          <w:rtl w:val="0"/>
-        </w:rPr>
+        <w:t xml:space="preserve">            </w:t>
       </w:r>
     </w:p>
     <w:sectPr>

--- a/src/modules/constancies/template/constancia.docx
+++ b/src/modules/constancies/template/constancia.docx
@@ -4648,8 +4648,8 @@
     </w:p>
     <w:p>
       <w:pPr>
-        <w:ind w:left="3600" w:firstLine="720"/>
-        <w:jc w:val="left"/>
+        <w:ind w:left="85.03937007873958" w:right="2107.7952755905512" w:firstLine="720"/>
+        <w:jc w:val="right"/>
         <w:rPr>
           <w:rFonts w:ascii="Arial" w:cs="Arial" w:eastAsia="Arial" w:hAnsi="Arial"/>
           <w:sz w:val="18"/>

--- a/src/modules/constancies/template/constancia.docx
+++ b/src/modules/constancies/template/constancia.docx
@@ -44,7 +44,7 @@
           <wp:anchor allowOverlap="1" behindDoc="1" distB="0" distT="0" distL="0" distR="0" hidden="0" layoutInCell="1" locked="0" relativeHeight="0" simplePos="0">
             <wp:simplePos x="0" y="0"/>
             <wp:positionH relativeFrom="page">
-              <wp:posOffset>-14287</wp:posOffset>
+              <wp:posOffset>-14286</wp:posOffset>
             </wp:positionH>
             <wp:positionV relativeFrom="page">
               <wp:posOffset>0</wp:posOffset>
@@ -52,16 +52,16 @@
             <wp:extent cx="7572375" cy="10725150"/>
             <wp:effectExtent b="0" l="0" r="0" t="0"/>
             <wp:wrapNone/>
-            <wp:docPr id="1" name="image3.png"/>
+            <wp:docPr id="1" name="image2.png"/>
             <a:graphic>
               <a:graphicData uri="http://schemas.openxmlformats.org/drawingml/2006/picture">
                 <pic:pic>
                   <pic:nvPicPr>
-                    <pic:cNvPr id="0" name="image3.png"/>
+                    <pic:cNvPr id="0" name="image2.png"/>
                     <pic:cNvPicPr preferRelativeResize="0"/>
                   </pic:nvPicPr>
                   <pic:blipFill>
-                    <a:blip r:embed="rId7"/>
+                    <a:blip r:embed="rId6"/>
                     <a:srcRect b="0" l="0" r="0" t="0"/>
                     <a:stretch>
                       <a:fillRect/>
@@ -317,7 +317,6 @@
             <w:pPr>
               <w:keepNext w:val="0"/>
               <w:keepLines w:val="0"/>
-              <w:pageBreakBefore w:val="0"/>
               <w:widowControl w:val="1"/>
               <w:pBdr>
                 <w:top w:space="0" w:sz="0" w:val="nil"/>
@@ -385,7 +384,6 @@
             <w:pPr>
               <w:keepNext w:val="0"/>
               <w:keepLines w:val="0"/>
-              <w:pageBreakBefore w:val="0"/>
               <w:widowControl w:val="1"/>
               <w:pBdr>
                 <w:top w:space="0" w:sz="0" w:val="nil"/>
@@ -431,7 +429,6 @@
             <w:pPr>
               <w:keepNext w:val="0"/>
               <w:keepLines w:val="0"/>
-              <w:pageBreakBefore w:val="0"/>
               <w:widowControl w:val="1"/>
               <w:pBdr>
                 <w:top w:space="0" w:sz="0" w:val="nil"/>
@@ -464,7 +461,6 @@
             <w:pPr>
               <w:keepNext w:val="0"/>
               <w:keepLines w:val="0"/>
-              <w:pageBreakBefore w:val="0"/>
               <w:widowControl w:val="1"/>
               <w:pBdr>
                 <w:top w:space="0" w:sz="0" w:val="nil"/>
@@ -511,7 +507,6 @@
             <w:pPr>
               <w:keepNext w:val="0"/>
               <w:keepLines w:val="0"/>
-              <w:pageBreakBefore w:val="0"/>
               <w:widowControl w:val="1"/>
               <w:pBdr>
                 <w:top w:space="0" w:sz="0" w:val="nil"/>
@@ -571,7 +566,6 @@
             <w:pPr>
               <w:keepNext w:val="0"/>
               <w:keepLines w:val="0"/>
-              <w:pageBreakBefore w:val="0"/>
               <w:widowControl w:val="1"/>
               <w:pBdr>
                 <w:top w:space="0" w:sz="0" w:val="nil"/>
@@ -620,7 +614,6 @@
             <w:pPr>
               <w:keepNext w:val="0"/>
               <w:keepLines w:val="0"/>
-              <w:pageBreakBefore w:val="0"/>
               <w:widowControl w:val="1"/>
               <w:pBdr>
                 <w:top w:space="0" w:sz="0" w:val="nil"/>
@@ -767,7 +760,6 @@
             <w:pPr>
               <w:keepNext w:val="0"/>
               <w:keepLines w:val="0"/>
-              <w:pageBreakBefore w:val="0"/>
               <w:widowControl w:val="1"/>
               <w:pBdr>
                 <w:top w:space="0" w:sz="0" w:val="nil"/>
@@ -816,7 +808,6 @@
             <w:pPr>
               <w:keepNext w:val="0"/>
               <w:keepLines w:val="0"/>
-              <w:pageBreakBefore w:val="0"/>
               <w:widowControl w:val="1"/>
               <w:pBdr>
                 <w:top w:space="0" w:sz="0" w:val="nil"/>
@@ -974,7 +965,6 @@
             <w:pPr>
               <w:keepNext w:val="0"/>
               <w:keepLines w:val="0"/>
-              <w:pageBreakBefore w:val="0"/>
               <w:widowControl w:val="1"/>
               <w:pBdr>
                 <w:top w:space="0" w:sz="0" w:val="nil"/>
@@ -1047,7 +1037,6 @@
             <w:pPr>
               <w:keepNext w:val="0"/>
               <w:keepLines w:val="0"/>
-              <w:pageBreakBefore w:val="0"/>
               <w:widowControl w:val="1"/>
               <w:pBdr>
                 <w:top w:space="0" w:sz="0" w:val="nil"/>
@@ -1096,7 +1085,6 @@
             <w:pPr>
               <w:keepNext w:val="0"/>
               <w:keepLines w:val="0"/>
-              <w:pageBreakBefore w:val="0"/>
               <w:widowControl w:val="1"/>
               <w:pBdr>
                 <w:top w:space="0" w:sz="0" w:val="nil"/>
@@ -1125,7 +1113,6 @@
             <w:pPr>
               <w:keepNext w:val="0"/>
               <w:keepLines w:val="0"/>
-              <w:pageBreakBefore w:val="0"/>
               <w:widowControl w:val="1"/>
               <w:pBdr>
                 <w:top w:space="0" w:sz="0" w:val="nil"/>
@@ -1171,7 +1158,6 @@
             <w:pPr>
               <w:keepNext w:val="0"/>
               <w:keepLines w:val="0"/>
-              <w:pageBreakBefore w:val="0"/>
               <w:widowControl w:val="1"/>
               <w:pBdr>
                 <w:top w:space="0" w:sz="0" w:val="nil"/>
@@ -1239,7 +1225,6 @@
             <w:pPr>
               <w:keepNext w:val="0"/>
               <w:keepLines w:val="0"/>
-              <w:pageBreakBefore w:val="0"/>
               <w:widowControl w:val="1"/>
               <w:pBdr>
                 <w:top w:space="0" w:sz="0" w:val="nil"/>
@@ -1400,7 +1385,6 @@
             <w:pPr>
               <w:keepNext w:val="0"/>
               <w:keepLines w:val="0"/>
-              <w:pageBreakBefore w:val="0"/>
               <w:widowControl w:val="1"/>
               <w:pBdr>
                 <w:top w:space="0" w:sz="0" w:val="nil"/>
@@ -1472,7 +1456,6 @@
             <w:pPr>
               <w:keepNext w:val="0"/>
               <w:keepLines w:val="0"/>
-              <w:pageBreakBefore w:val="0"/>
               <w:widowControl w:val="1"/>
               <w:pBdr>
                 <w:top w:space="0" w:sz="0" w:val="nil"/>
@@ -1521,7 +1504,6 @@
             <w:pPr>
               <w:keepNext w:val="0"/>
               <w:keepLines w:val="0"/>
-              <w:pageBreakBefore w:val="0"/>
               <w:widowControl w:val="1"/>
               <w:pBdr>
                 <w:top w:space="0" w:sz="0" w:val="nil"/>
@@ -1550,7 +1532,6 @@
             <w:pPr>
               <w:keepNext w:val="0"/>
               <w:keepLines w:val="0"/>
-              <w:pageBreakBefore w:val="0"/>
               <w:widowControl w:val="1"/>
               <w:pBdr>
                 <w:top w:space="0" w:sz="0" w:val="nil"/>
@@ -1594,7 +1575,6 @@
             <w:pPr>
               <w:keepNext w:val="0"/>
               <w:keepLines w:val="0"/>
-              <w:pageBreakBefore w:val="0"/>
               <w:widowControl w:val="1"/>
               <w:pBdr>
                 <w:top w:space="0" w:sz="0" w:val="nil"/>
@@ -1643,7 +1623,6 @@
             <w:pPr>
               <w:keepNext w:val="0"/>
               <w:keepLines w:val="0"/>
-              <w:pageBreakBefore w:val="0"/>
               <w:widowControl w:val="1"/>
               <w:pBdr>
                 <w:top w:space="0" w:sz="0" w:val="nil"/>
@@ -1702,7 +1681,6 @@
             <w:pPr>
               <w:keepNext w:val="0"/>
               <w:keepLines w:val="0"/>
-              <w:pageBreakBefore w:val="0"/>
               <w:widowControl w:val="1"/>
               <w:pBdr>
                 <w:top w:space="0" w:sz="0" w:val="nil"/>
@@ -1762,7 +1740,6 @@
             <w:pPr>
               <w:keepNext w:val="0"/>
               <w:keepLines w:val="0"/>
-              <w:pageBreakBefore w:val="0"/>
               <w:widowControl w:val="1"/>
               <w:pBdr>
                 <w:top w:space="0" w:sz="0" w:val="nil"/>
@@ -1822,7 +1799,6 @@
             <w:pPr>
               <w:keepNext w:val="0"/>
               <w:keepLines w:val="0"/>
-              <w:pageBreakBefore w:val="0"/>
               <w:widowControl w:val="1"/>
               <w:pBdr>
                 <w:top w:space="0" w:sz="0" w:val="nil"/>
@@ -1882,7 +1858,6 @@
             <w:pPr>
               <w:keepNext w:val="0"/>
               <w:keepLines w:val="0"/>
-              <w:pageBreakBefore w:val="0"/>
               <w:widowControl w:val="1"/>
               <w:pBdr>
                 <w:top w:space="0" w:sz="0" w:val="nil"/>
@@ -1941,7 +1916,6 @@
             <w:pPr>
               <w:keepNext w:val="0"/>
               <w:keepLines w:val="0"/>
-              <w:pageBreakBefore w:val="0"/>
               <w:widowControl w:val="1"/>
               <w:pBdr>
                 <w:top w:space="0" w:sz="0" w:val="nil"/>
@@ -2001,7 +1975,6 @@
             <w:pPr>
               <w:keepNext w:val="0"/>
               <w:keepLines w:val="0"/>
-              <w:pageBreakBefore w:val="0"/>
               <w:widowControl w:val="1"/>
               <w:pBdr>
                 <w:top w:space="0" w:sz="0" w:val="nil"/>
@@ -2061,7 +2034,6 @@
             <w:pPr>
               <w:keepNext w:val="0"/>
               <w:keepLines w:val="0"/>
-              <w:pageBreakBefore w:val="0"/>
               <w:widowControl w:val="1"/>
               <w:pBdr>
                 <w:top w:space="0" w:sz="0" w:val="nil"/>
@@ -2121,7 +2093,6 @@
             <w:pPr>
               <w:keepNext w:val="0"/>
               <w:keepLines w:val="0"/>
-              <w:pageBreakBefore w:val="0"/>
               <w:widowControl w:val="1"/>
               <w:pBdr>
                 <w:top w:space="0" w:sz="0" w:val="nil"/>
@@ -2283,7 +2254,6 @@
             <w:pPr>
               <w:keepNext w:val="0"/>
               <w:keepLines w:val="0"/>
-              <w:pageBreakBefore w:val="0"/>
               <w:widowControl w:val="1"/>
               <w:pBdr>
                 <w:top w:space="0" w:sz="0" w:val="nil"/>
@@ -2339,7 +2309,6 @@
             <w:pPr>
               <w:keepNext w:val="0"/>
               <w:keepLines w:val="0"/>
-              <w:pageBreakBefore w:val="0"/>
               <w:widowControl w:val="1"/>
               <w:pBdr>
                 <w:top w:space="0" w:sz="0" w:val="nil"/>
@@ -2394,7 +2363,6 @@
             <w:pPr>
               <w:keepNext w:val="0"/>
               <w:keepLines w:val="0"/>
-              <w:pageBreakBefore w:val="0"/>
               <w:widowControl w:val="1"/>
               <w:pBdr>
                 <w:top w:space="0" w:sz="0" w:val="nil"/>
@@ -2497,7 +2465,6 @@
             <w:pPr>
               <w:keepNext w:val="0"/>
               <w:keepLines w:val="0"/>
-              <w:pageBreakBefore w:val="0"/>
               <w:widowControl w:val="1"/>
               <w:pBdr>
                 <w:top w:space="0" w:sz="0" w:val="nil"/>
@@ -2553,7 +2520,6 @@
             <w:pPr>
               <w:keepNext w:val="0"/>
               <w:keepLines w:val="0"/>
-              <w:pageBreakBefore w:val="0"/>
               <w:widowControl w:val="1"/>
               <w:pBdr>
                 <w:top w:space="0" w:sz="0" w:val="nil"/>
@@ -2609,7 +2575,6 @@
             <w:pPr>
               <w:keepNext w:val="0"/>
               <w:keepLines w:val="0"/>
-              <w:pageBreakBefore w:val="0"/>
               <w:widowControl w:val="1"/>
               <w:pBdr>
                 <w:top w:space="0" w:sz="0" w:val="nil"/>
@@ -2672,7 +2637,6 @@
             <w:pPr>
               <w:keepNext w:val="0"/>
               <w:keepLines w:val="0"/>
-              <w:pageBreakBefore w:val="0"/>
               <w:widowControl w:val="1"/>
               <w:pBdr>
                 <w:top w:space="0" w:sz="0" w:val="nil"/>
@@ -2721,7 +2685,6 @@
             <w:pPr>
               <w:keepNext w:val="0"/>
               <w:keepLines w:val="0"/>
-              <w:pageBreakBefore w:val="0"/>
               <w:widowControl w:val="1"/>
               <w:pBdr>
                 <w:top w:space="0" w:sz="0" w:val="nil"/>
@@ -2784,7 +2747,6 @@
             <w:pPr>
               <w:keepNext w:val="0"/>
               <w:keepLines w:val="0"/>
-              <w:pageBreakBefore w:val="0"/>
               <w:widowControl w:val="1"/>
               <w:pBdr>
                 <w:top w:space="0" w:sz="0" w:val="nil"/>
@@ -2833,7 +2795,6 @@
             <w:pPr>
               <w:keepNext w:val="0"/>
               <w:keepLines w:val="0"/>
-              <w:pageBreakBefore w:val="0"/>
               <w:widowControl w:val="1"/>
               <w:pBdr>
                 <w:top w:space="0" w:sz="0" w:val="nil"/>
@@ -2870,7 +2831,6 @@
             <w:pPr>
               <w:keepNext w:val="0"/>
               <w:keepLines w:val="0"/>
-              <w:pageBreakBefore w:val="0"/>
               <w:widowControl w:val="1"/>
               <w:pBdr>
                 <w:top w:space="0" w:sz="0" w:val="nil"/>
@@ -3003,7 +2963,6 @@
             <w:pPr>
               <w:keepNext w:val="0"/>
               <w:keepLines w:val="0"/>
-              <w:pageBreakBefore w:val="0"/>
               <w:widowControl w:val="1"/>
               <w:pBdr>
                 <w:top w:space="0" w:sz="0" w:val="nil"/>
@@ -3072,7 +3031,6 @@
             <w:pPr>
               <w:keepNext w:val="0"/>
               <w:keepLines w:val="0"/>
-              <w:pageBreakBefore w:val="0"/>
               <w:widowControl w:val="1"/>
               <w:pBdr>
                 <w:top w:space="0" w:sz="0" w:val="nil"/>
@@ -3117,7 +3075,6 @@
             <w:pPr>
               <w:keepNext w:val="0"/>
               <w:keepLines w:val="0"/>
-              <w:pageBreakBefore w:val="0"/>
               <w:widowControl w:val="1"/>
               <w:pBdr>
                 <w:top w:space="0" w:sz="0" w:val="nil"/>
@@ -3166,7 +3123,6 @@
             <w:pPr>
               <w:keepNext w:val="0"/>
               <w:keepLines w:val="0"/>
-              <w:pageBreakBefore w:val="0"/>
               <w:widowControl w:val="1"/>
               <w:pBdr>
                 <w:top w:space="0" w:sz="0" w:val="nil"/>
@@ -3223,7 +3179,7 @@
                   <wp:extent cx="1292860" cy="614680"/>
                   <wp:effectExtent b="0" l="0" r="0" t="0"/>
                   <wp:wrapNone/>
-                  <wp:docPr id="2" name="image1.png"/>
+                  <wp:docPr id="3" name="image1.png"/>
                   <a:graphic>
                     <a:graphicData uri="http://schemas.openxmlformats.org/drawingml/2006/picture">
                       <pic:pic>
@@ -3232,7 +3188,7 @@
                           <pic:cNvPicPr preferRelativeResize="0"/>
                         </pic:nvPicPr>
                         <pic:blipFill>
-                          <a:blip r:embed="rId8"/>
+                          <a:blip r:embed="rId7"/>
                           <a:srcRect b="0" l="0" r="0" t="0"/>
                           <a:stretch>
                             <a:fillRect/>
@@ -3257,7 +3213,6 @@
             <w:pPr>
               <w:keepNext w:val="0"/>
               <w:keepLines w:val="0"/>
-              <w:pageBreakBefore w:val="0"/>
               <w:widowControl w:val="1"/>
               <w:pBdr>
                 <w:top w:space="0" w:sz="0" w:val="nil"/>
@@ -3299,7 +3254,6 @@
             <w:pPr>
               <w:keepNext w:val="0"/>
               <w:keepLines w:val="0"/>
-              <w:pageBreakBefore w:val="0"/>
               <w:widowControl w:val="1"/>
               <w:pBdr>
                 <w:top w:space="0" w:sz="0" w:val="nil"/>
@@ -3344,7 +3298,6 @@
             <w:pPr>
               <w:keepNext w:val="0"/>
               <w:keepLines w:val="0"/>
-              <w:pageBreakBefore w:val="0"/>
               <w:widowControl w:val="1"/>
               <w:pBdr>
                 <w:top w:space="0" w:sz="0" w:val="nil"/>
@@ -3393,7 +3346,6 @@
             <w:pPr>
               <w:keepNext w:val="0"/>
               <w:keepLines w:val="0"/>
-              <w:pageBreakBefore w:val="0"/>
               <w:widowControl w:val="1"/>
               <w:pBdr>
                 <w:top w:space="0" w:sz="0" w:val="nil"/>
@@ -3444,7 +3396,6 @@
             <w:pPr>
               <w:keepNext w:val="0"/>
               <w:keepLines w:val="0"/>
-              <w:pageBreakBefore w:val="0"/>
               <w:widowControl w:val="1"/>
               <w:pBdr>
                 <w:top w:space="0" w:sz="0" w:val="nil"/>
@@ -3489,7 +3440,6 @@
             <w:pPr>
               <w:keepNext w:val="0"/>
               <w:keepLines w:val="0"/>
-              <w:pageBreakBefore w:val="0"/>
               <w:widowControl w:val="1"/>
               <w:pBdr>
                 <w:top w:space="0" w:sz="0" w:val="nil"/>
@@ -3560,7 +3510,6 @@
             <w:pPr>
               <w:keepNext w:val="0"/>
               <w:keepLines w:val="0"/>
-              <w:pageBreakBefore w:val="0"/>
               <w:widowControl w:val="1"/>
               <w:pBdr>
                 <w:top w:space="0" w:sz="0" w:val="nil"/>
@@ -3613,7 +3562,6 @@
             <w:pPr>
               <w:keepNext w:val="0"/>
               <w:keepLines w:val="0"/>
-              <w:pageBreakBefore w:val="0"/>
               <w:widowControl w:val="1"/>
               <w:pBdr>
                 <w:top w:space="0" w:sz="0" w:val="nil"/>
@@ -3659,7 +3607,6 @@
             <w:pPr>
               <w:keepNext w:val="0"/>
               <w:keepLines w:val="0"/>
-              <w:pageBreakBefore w:val="0"/>
               <w:widowControl w:val="1"/>
               <w:pBdr>
                 <w:top w:space="0" w:sz="0" w:val="nil"/>
@@ -3716,7 +3663,6 @@
             <w:pPr>
               <w:keepNext w:val="0"/>
               <w:keepLines w:val="0"/>
-              <w:pageBreakBefore w:val="0"/>
               <w:widowControl w:val="1"/>
               <w:pBdr>
                 <w:top w:space="0" w:sz="0" w:val="nil"/>
@@ -3762,7 +3708,6 @@
             <w:pPr>
               <w:keepNext w:val="0"/>
               <w:keepLines w:val="0"/>
-              <w:pageBreakBefore w:val="0"/>
               <w:widowControl w:val="1"/>
               <w:pBdr>
                 <w:top w:space="0" w:sz="0" w:val="nil"/>
@@ -3819,7 +3764,6 @@
             <w:pPr>
               <w:keepNext w:val="0"/>
               <w:keepLines w:val="0"/>
-              <w:pageBreakBefore w:val="0"/>
               <w:widowControl w:val="1"/>
               <w:pBdr>
                 <w:top w:space="0" w:sz="0" w:val="nil"/>
@@ -3865,7 +3809,6 @@
             <w:pPr>
               <w:keepNext w:val="0"/>
               <w:keepLines w:val="0"/>
-              <w:pageBreakBefore w:val="0"/>
               <w:widowControl w:val="1"/>
               <w:pBdr>
                 <w:top w:space="0" w:sz="0" w:val="nil"/>
@@ -3923,7 +3866,6 @@
             <w:pPr>
               <w:keepNext w:val="0"/>
               <w:keepLines w:val="0"/>
-              <w:pageBreakBefore w:val="0"/>
               <w:widowControl w:val="1"/>
               <w:pBdr>
                 <w:top w:space="0" w:sz="0" w:val="nil"/>
@@ -4161,7 +4103,7 @@
         <w:tab/>
         <w:t xml:space="preserve">Las áreas y subáreas ocupacionales del Catálogo Nacional de Ocupaciones se encuentran disponibles en el reverso de este formato y en la página </w:t>
       </w:r>
-      <w:hyperlink r:id="rId9">
+      <w:hyperlink r:id="rId8">
         <w:r>
           <w:rPr>
             <w:rFonts w:ascii="Arial" w:cs="Arial" w:eastAsia="Arial" w:hAnsi="Arial"/>
@@ -4248,7 +4190,7 @@
         <w:tab/>
         <w:t xml:space="preserve">Las áreas temáticas de los cursos se encuentran disponibles en el reverso de este formato y en la página </w:t>
       </w:r>
-      <w:hyperlink r:id="rId10">
+      <w:hyperlink r:id="rId9">
         <w:r>
           <w:rPr>
             <w:rFonts w:ascii="Arial" w:cs="Arial" w:eastAsia="Arial" w:hAnsi="Arial"/>
@@ -4576,16 +4518,16 @@
             <wp:extent cx="747820" cy="747820"/>
             <wp:effectExtent b="0" l="0" r="0" t="0"/>
             <wp:wrapNone/>
-            <wp:docPr id="3" name="image2.png"/>
+            <wp:docPr id="2" name="image3.png"/>
             <a:graphic>
               <a:graphicData uri="http://schemas.openxmlformats.org/drawingml/2006/picture">
                 <pic:pic>
                   <pic:nvPicPr>
-                    <pic:cNvPr id="0" name="image2.png"/>
+                    <pic:cNvPr id="0" name="image3.png"/>
                     <pic:cNvPicPr preferRelativeResize="0"/>
                   </pic:nvPicPr>
                   <pic:blipFill>
-                    <a:blip r:embed="rId11"/>
+                    <a:blip r:embed="rId10"/>
                     <a:srcRect b="0" l="0" r="0" t="0"/>
                     <a:stretch>
                       <a:fillRect/>
@@ -4712,13 +4654,7 @@
       <w:pPr>
         <w:spacing w:line="288" w:lineRule="auto"/>
         <w:jc w:val="center"/>
-        <w:rPr>
-          <w:rFonts w:ascii="Arial" w:cs="Arial" w:eastAsia="Arial" w:hAnsi="Arial"/>
-          <w:b w:val="1"/>
-          <w:i w:val="1"/>
-          <w:sz w:val="18"/>
-          <w:szCs w:val="18"/>
-        </w:rPr>
+        <w:rPr/>
       </w:pPr>
       <w:r>
         <w:rPr>
@@ -4740,31 +4676,10 @@
         </w:rPr>
         <w:t xml:space="preserve">{invoice}</w:t>
       </w:r>
-    </w:p>
-    <w:p>
-      <w:pPr>
-        <w:rPr>
-          <w:rFonts w:ascii="Arial" w:cs="Arial" w:eastAsia="Arial" w:hAnsi="Arial"/>
-          <w:b w:val="1"/>
-          <w:i w:val="1"/>
-        </w:rPr>
-      </w:pPr>
       <w:r>
         <w:rPr>
           <w:rtl w:val="0"/>
         </w:rPr>
-      </w:r>
-    </w:p>
-    <w:p>
-      <w:pPr>
-        <w:jc w:val="left"/>
-        <w:rPr/>
-      </w:pPr>
-      <w:r>
-        <w:rPr>
-          <w:rtl w:val="0"/>
-        </w:rPr>
-        <w:t xml:space="preserve">            </w:t>
       </w:r>
     </w:p>
     <w:sectPr>
@@ -4785,7 +4700,7 @@
   <w:docDefaults>
     <w:rPrDefault>
       <w:rPr>
-        <w:lang w:val="es-ES"/>
+        <w:lang w:val="es-MX"/>
       </w:rPr>
     </w:rPrDefault>
     <w:pPrDefault>
@@ -4908,206 +4823,6 @@
       <w:b w:val="1"/>
       <w:sz w:val="72"/>
       <w:szCs w:val="72"/>
-    </w:rPr>
-  </w:style>
-  <w:style w:type="paragraph" w:styleId="Normal">
-    <w:name w:val="Normal"/>
-    <w:next w:val="Normal"/>
-    <w:autoRedefine w:val="0"/>
-    <w:hidden w:val="0"/>
-    <w:qFormat w:val="0"/>
-    <w:pPr>
-      <w:suppressAutoHyphens w:val="1"/>
-      <w:spacing w:line="1" w:lineRule="atLeast"/>
-      <w:ind w:leftChars="-1" w:rightChars="0" w:firstLineChars="-1"/>
-      <w:textDirection w:val="btLr"/>
-      <w:textAlignment w:val="top"/>
-      <w:outlineLvl w:val="0"/>
-    </w:pPr>
-    <w:rPr>
-      <w:w w:val="100"/>
-      <w:position w:val="-1"/>
-      <w:effect w:val="none"/>
-      <w:vertAlign w:val="baseline"/>
-      <w:cs w:val="0"/>
-      <w:em w:val="none"/>
-      <w:lang w:bidi="ar-SA" w:eastAsia="en-US" w:val="es-MX"/>
-    </w:rPr>
-  </w:style>
-  <w:style w:type="character" w:styleId="Fuentedepárrafopredeter.">
-    <w:name w:val="Fuente de párrafo predeter."/>
-    <w:next w:val="Fuentedepárrafopredeter."/>
-    <w:autoRedefine w:val="0"/>
-    <w:hidden w:val="0"/>
-    <w:qFormat w:val="0"/>
-    <w:rPr>
-      <w:w w:val="100"/>
-      <w:position w:val="-1"/>
-      <w:effect w:val="none"/>
-      <w:vertAlign w:val="baseline"/>
-      <w:cs w:val="0"/>
-      <w:em w:val="none"/>
-      <w:lang/>
-    </w:rPr>
-  </w:style>
-  <w:style w:type="table" w:styleId="Tablanormal">
-    <w:name w:val="Tabla normal"/>
-    <w:next w:val="Tablanormal"/>
-    <w:autoRedefine w:val="0"/>
-    <w:hidden w:val="0"/>
-    <w:qFormat w:val="0"/>
-    <w:pPr>
-      <w:suppressAutoHyphens w:val="1"/>
-      <w:spacing w:line="1" w:lineRule="atLeast"/>
-      <w:ind w:leftChars="-1" w:rightChars="0" w:firstLineChars="-1"/>
-      <w:textDirection w:val="btLr"/>
-      <w:textAlignment w:val="top"/>
-      <w:outlineLvl w:val="0"/>
-    </w:pPr>
-    <w:rPr>
-      <w:w w:val="100"/>
-      <w:position w:val="-1"/>
-      <w:effect w:val="none"/>
-      <w:vertAlign w:val="baseline"/>
-      <w:cs w:val="0"/>
-      <w:em w:val="none"/>
-      <w:lang/>
-    </w:rPr>
-    <w:tblPr>
-      <w:jc w:val="left"/>
-      <w:tblInd w:w="0.0" w:type="dxa"/>
-      <w:tblCellMar>
-        <w:top w:w="0.0" w:type="dxa"/>
-        <w:left w:w="108.0" w:type="dxa"/>
-        <w:bottom w:w="0.0" w:type="dxa"/>
-        <w:right w:w="108.0" w:type="dxa"/>
-      </w:tblCellMar>
-    </w:tblPr>
-  </w:style>
-  <w:style w:type="numbering" w:styleId="Sinlista">
-    <w:name w:val="Sin lista"/>
-    <w:next w:val="Sinlista"/>
-    <w:autoRedefine w:val="0"/>
-    <w:hidden w:val="0"/>
-    <w:qFormat w:val="0"/>
-    <w:pPr>
-      <w:suppressAutoHyphens w:val="1"/>
-      <w:spacing w:line="1" w:lineRule="atLeast"/>
-      <w:ind w:leftChars="-1" w:rightChars="0" w:firstLineChars="-1"/>
-      <w:textDirection w:val="btLr"/>
-      <w:textAlignment w:val="top"/>
-      <w:outlineLvl w:val="0"/>
-    </w:pPr>
-  </w:style>
-  <w:style w:type="character" w:styleId="Hipervínculo">
-    <w:name w:val="Hipervínculo"/>
-    <w:next w:val="Hipervínculo"/>
-    <w:autoRedefine w:val="0"/>
-    <w:hidden w:val="0"/>
-    <w:qFormat w:val="0"/>
-    <w:rPr>
-      <w:color w:val="0000ff"/>
-      <w:w w:val="100"/>
-      <w:position w:val="-1"/>
-      <w:u w:val="single"/>
-      <w:effect w:val="none"/>
-      <w:vertAlign w:val="baseline"/>
-      <w:cs w:val="0"/>
-      <w:em w:val="none"/>
-      <w:lang/>
-    </w:rPr>
-  </w:style>
-  <w:style w:type="paragraph" w:styleId="Texto">
-    <w:name w:val="Texto"/>
-    <w:basedOn w:val="Normal"/>
-    <w:next w:val="Texto"/>
-    <w:autoRedefine w:val="0"/>
-    <w:hidden w:val="0"/>
-    <w:qFormat w:val="0"/>
-    <w:pPr>
-      <w:suppressAutoHyphens w:val="1"/>
-      <w:spacing w:after="101" w:line="216" w:lineRule="atLeast"/>
-      <w:ind w:leftChars="-1" w:rightChars="0" w:firstLine="288" w:firstLineChars="-1"/>
-      <w:jc w:val="both"/>
-      <w:textDirection w:val="btLr"/>
-      <w:textAlignment w:val="top"/>
-      <w:outlineLvl w:val="0"/>
-    </w:pPr>
-    <w:rPr>
-      <w:rFonts w:ascii="Arial" w:cs="Arial" w:eastAsia="Times New Roman" w:hAnsi="Arial"/>
-      <w:w w:val="100"/>
-      <w:position w:val="-1"/>
-      <w:sz w:val="18"/>
-      <w:effect w:val="none"/>
-      <w:vertAlign w:val="baseline"/>
-      <w:cs w:val="0"/>
-      <w:em w:val="none"/>
-      <w:lang w:bidi="ar-SA" w:eastAsia="es-ES" w:val="es-ES"/>
-    </w:rPr>
-  </w:style>
-  <w:style w:type="character" w:styleId="TextoCar">
-    <w:name w:val="Texto Car"/>
-    <w:next w:val="TextoCar"/>
-    <w:autoRedefine w:val="0"/>
-    <w:hidden w:val="0"/>
-    <w:qFormat w:val="0"/>
-    <w:rPr>
-      <w:rFonts w:ascii="Arial" w:cs="Arial" w:hAnsi="Arial"/>
-      <w:w w:val="100"/>
-      <w:position w:val="-1"/>
-      <w:sz w:val="18"/>
-      <w:effect w:val="none"/>
-      <w:vertAlign w:val="baseline"/>
-      <w:cs w:val="0"/>
-      <w:em w:val="none"/>
-      <w:lang w:bidi="ar-SA" w:eastAsia="es-ES" w:val="es-ES"/>
-    </w:rPr>
-  </w:style>
-  <w:style w:type="paragraph" w:styleId="Textodeglobo">
-    <w:name w:val="Texto de globo"/>
-    <w:basedOn w:val="Normal"/>
-    <w:next w:val="Textodeglobo"/>
-    <w:autoRedefine w:val="0"/>
-    <w:hidden w:val="0"/>
-    <w:qFormat w:val="0"/>
-    <w:pPr>
-      <w:suppressAutoHyphens w:val="1"/>
-      <w:spacing w:line="1" w:lineRule="atLeast"/>
-      <w:ind w:leftChars="-1" w:rightChars="0" w:firstLineChars="-1"/>
-      <w:textDirection w:val="btLr"/>
-      <w:textAlignment w:val="top"/>
-      <w:outlineLvl w:val="0"/>
-    </w:pPr>
-    <w:rPr>
-      <w:rFonts w:ascii="Segoe UI" w:cs="Segoe UI" w:eastAsia="Calibri" w:hAnsi="Segoe UI"/>
-      <w:w w:val="100"/>
-      <w:position w:val="-1"/>
-      <w:sz w:val="18"/>
-      <w:szCs w:val="18"/>
-      <w:effect w:val="none"/>
-      <w:vertAlign w:val="baseline"/>
-      <w:cs w:val="0"/>
-      <w:em w:val="none"/>
-      <w:lang w:bidi="ar-SA" w:eastAsia="en-US" w:val="es-MX"/>
-    </w:rPr>
-  </w:style>
-  <w:style w:type="character" w:styleId="TextodegloboCar">
-    <w:name w:val="Texto de globo Car"/>
-    <w:next w:val="TextodegloboCar"/>
-    <w:autoRedefine w:val="0"/>
-    <w:hidden w:val="0"/>
-    <w:qFormat w:val="0"/>
-    <w:rPr>
-      <w:rFonts w:ascii="Segoe UI" w:cs="Segoe UI" w:eastAsia="Calibri" w:hAnsi="Segoe UI"/>
-      <w:w w:val="100"/>
-      <w:position w:val="-1"/>
-      <w:sz w:val="18"/>
-      <w:szCs w:val="18"/>
-      <w:effect w:val="none"/>
-      <w:vertAlign w:val="baseline"/>
-      <w:cs w:val="0"/>
-      <w:em w:val="none"/>
-      <w:lang w:eastAsia="en-US"/>
     </w:rPr>
   </w:style>
   <w:style w:type="paragraph" w:styleId="Subtitle">
@@ -5501,19 +5216,4 @@
   </a:objectDefaults>
   <a:extraClrSchemeLst/>
 </a:theme>
-</file>
-
-<file path=customXML/item1.xml><?xml version="1.0" encoding="utf-8"?>
-<go:gDocsCustomXmlDataStorage xmlns:go="http://customooxmlschemas.google.com/" xmlns:r="http://schemas.openxmlformats.org/officeDocument/2006/relationships" uri="GoogleDocsCustomDataVersion2">
-  <go:docsCustomData xmlns:go="http://customooxmlschemas.google.com/" roundtripDataSignature="AMtx7mjd3mQXMtj5NtQVqWteVQx4G94t5Q==">CgMxLjA4AHIhMUVxVGhrN21EZlMyenZMYVJ2SWxNWEU0TmFIVHRtQmlU</go:docsCustomData>
-</go:gDocsCustomXmlDataStorage>
-</file>
-
-<file path=customXML/itemProps1.xml><?xml version="1.0" encoding="utf-8"?>
-<ds:datastoreItem xmlns:ds="http://schemas.openxmlformats.org/officeDocument/2006/customXml" ds:itemID="{11111111-1234-1234-1234-123412341234}">
-  <ds:schemaRefs>
-    <ds:schemaRef ds:uri="http://schemas.openxmlformats.org/officeDocument/2006/relationships"/>
-    <ds:schemaRef ds:uri="http://customooxmlschemas.google.com/"/>
-  </ds:schemaRefs>
-</ds:datastoreItem>
 </file>
--- a/src/modules/constancies/template/constancia.docx
+++ b/src/modules/constancies/template/constancia.docx
@@ -41,10 +41,55 @@
           <w:rFonts w:ascii="Arial" w:cs="Arial" w:eastAsia="Arial" w:hAnsi="Arial"/>
         </w:rPr>
         <w:drawing>
+          <wp:anchor allowOverlap="1" behindDoc="0" distB="114300" distT="114300" distL="114300" distR="114300" hidden="0" layoutInCell="1" locked="0" relativeHeight="0" simplePos="0">
+            <wp:simplePos x="0" y="0"/>
+            <wp:positionH relativeFrom="page">
+              <wp:posOffset>5329238</wp:posOffset>
+            </wp:positionH>
+            <wp:positionV relativeFrom="page">
+              <wp:posOffset>123825</wp:posOffset>
+            </wp:positionV>
+            <wp:extent cx="1900800" cy="1267200"/>
+            <wp:effectExtent b="0" l="0" r="0" t="0"/>
+            <wp:wrapNone/>
+            <wp:docPr id="2" name="image1.png"/>
+            <a:graphic>
+              <a:graphicData uri="http://schemas.openxmlformats.org/drawingml/2006/picture">
+                <pic:pic>
+                  <pic:nvPicPr>
+                    <pic:cNvPr id="0" name="image1.png"/>
+                    <pic:cNvPicPr preferRelativeResize="0"/>
+                  </pic:nvPicPr>
+                  <pic:blipFill>
+                    <a:blip r:embed="rId6"/>
+                    <a:srcRect b="0" l="0" r="0" t="0"/>
+                    <a:stretch>
+                      <a:fillRect/>
+                    </a:stretch>
+                  </pic:blipFill>
+                  <pic:spPr>
+                    <a:xfrm>
+                      <a:off x="0" y="0"/>
+                      <a:ext cx="1900800" cy="1267200"/>
+                    </a:xfrm>
+                    <a:prstGeom prst="rect"/>
+                    <a:ln/>
+                  </pic:spPr>
+                </pic:pic>
+              </a:graphicData>
+            </a:graphic>
+          </wp:anchor>
+        </w:drawing>
+      </w:r>
+      <w:r>
+        <w:rPr>
+          <w:rFonts w:ascii="Arial" w:cs="Arial" w:eastAsia="Arial" w:hAnsi="Arial"/>
+        </w:rPr>
+        <w:drawing>
           <wp:anchor allowOverlap="1" behindDoc="1" distB="0" distT="0" distL="0" distR="0" hidden="0" layoutInCell="1" locked="0" relativeHeight="0" simplePos="0">
             <wp:simplePos x="0" y="0"/>
             <wp:positionH relativeFrom="page">
-              <wp:posOffset>-14286</wp:posOffset>
+              <wp:posOffset>-14285</wp:posOffset>
             </wp:positionH>
             <wp:positionV relativeFrom="page">
               <wp:posOffset>0</wp:posOffset>
@@ -52,16 +97,16 @@
             <wp:extent cx="7572375" cy="10725150"/>
             <wp:effectExtent b="0" l="0" r="0" t="0"/>
             <wp:wrapNone/>
-            <wp:docPr id="1" name="image2.png"/>
+            <wp:docPr id="1" name="image4.png"/>
             <a:graphic>
               <a:graphicData uri="http://schemas.openxmlformats.org/drawingml/2006/picture">
                 <pic:pic>
                   <pic:nvPicPr>
-                    <pic:cNvPr id="0" name="image2.png"/>
+                    <pic:cNvPr id="0" name="image4.png"/>
                     <pic:cNvPicPr preferRelativeResize="0"/>
                   </pic:nvPicPr>
                   <pic:blipFill>
-                    <a:blip r:embed="rId6"/>
+                    <a:blip r:embed="rId7"/>
                     <a:srcRect b="0" l="0" r="0" t="0"/>
                     <a:stretch>
                       <a:fillRect/>
@@ -298,7 +343,7 @@
       <w:tr>
         <w:trPr>
           <w:cantSplit w:val="0"/>
-          <w:trHeight w:val="144" w:hRule="atLeast"/>
+          <w:trHeight w:val="315.98046875" w:hRule="atLeast"/>
           <w:tblHeader w:val="0"/>
         </w:trPr>
         <w:tc>
@@ -3179,16 +3224,16 @@
                   <wp:extent cx="1292860" cy="614680"/>
                   <wp:effectExtent b="0" l="0" r="0" t="0"/>
                   <wp:wrapNone/>
-                  <wp:docPr id="3" name="image1.png"/>
+                  <wp:docPr id="4" name="image3.png"/>
                   <a:graphic>
                     <a:graphicData uri="http://schemas.openxmlformats.org/drawingml/2006/picture">
                       <pic:pic>
                         <pic:nvPicPr>
-                          <pic:cNvPr id="0" name="image1.png"/>
+                          <pic:cNvPr id="0" name="image3.png"/>
                           <pic:cNvPicPr preferRelativeResize="0"/>
                         </pic:nvPicPr>
                         <pic:blipFill>
-                          <a:blip r:embed="rId7"/>
+                          <a:blip r:embed="rId8"/>
                           <a:srcRect b="0" l="0" r="0" t="0"/>
                           <a:stretch>
                             <a:fillRect/>
@@ -4103,7 +4148,7 @@
         <w:tab/>
         <w:t xml:space="preserve">Las áreas y subáreas ocupacionales del Catálogo Nacional de Ocupaciones se encuentran disponibles en el reverso de este formato y en la página </w:t>
       </w:r>
-      <w:hyperlink r:id="rId8">
+      <w:hyperlink r:id="rId9">
         <w:r>
           <w:rPr>
             <w:rFonts w:ascii="Arial" w:cs="Arial" w:eastAsia="Arial" w:hAnsi="Arial"/>
@@ -4190,7 +4235,7 @@
         <w:tab/>
         <w:t xml:space="preserve">Las áreas temáticas de los cursos se encuentran disponibles en el reverso de este formato y en la página </w:t>
       </w:r>
-      <w:hyperlink r:id="rId9">
+      <w:hyperlink r:id="rId10">
         <w:r>
           <w:rPr>
             <w:rFonts w:ascii="Arial" w:cs="Arial" w:eastAsia="Arial" w:hAnsi="Arial"/>
@@ -4518,16 +4563,16 @@
             <wp:extent cx="747820" cy="747820"/>
             <wp:effectExtent b="0" l="0" r="0" t="0"/>
             <wp:wrapNone/>
-            <wp:docPr id="2" name="image3.png"/>
+            <wp:docPr id="3" name="image2.png"/>
             <a:graphic>
               <a:graphicData uri="http://schemas.openxmlformats.org/drawingml/2006/picture">
                 <pic:pic>
                   <pic:nvPicPr>
-                    <pic:cNvPr id="0" name="image3.png"/>
+                    <pic:cNvPr id="0" name="image2.png"/>
                     <pic:cNvPicPr preferRelativeResize="0"/>
                   </pic:nvPicPr>
                   <pic:blipFill>
-                    <a:blip r:embed="rId10"/>
+                    <a:blip r:embed="rId11"/>
                     <a:srcRect b="0" l="0" r="0" t="0"/>
                     <a:stretch>
                       <a:fillRect/>
@@ -4707,11 +4752,19 @@
       <w:pPr/>
     </w:pPrDefault>
   </w:docDefaults>
+  <w:style w:type="table" w:styleId="TableNormal" w:default="1">
+    <w:name w:val="TableNormal"/>
+    <w:tblPr>
+      <w:tblCellMar>
+        <w:top w:w="100.0" w:type="dxa"/>
+        <w:left w:w="100.0" w:type="dxa"/>
+        <w:bottom w:w="100.0" w:type="dxa"/>
+        <w:right w:w="100.0" w:type="dxa"/>
+      </w:tblCellMar>
+    </w:tblPr>
+  </w:style>
   <w:style w:type="paragraph" w:styleId="Normal" w:default="1">
     <w:name w:val="normal"/>
-  </w:style>
-  <w:style w:type="table" w:styleId="TableNormal" w:default="1">
-    <w:name w:val="Table Normal"/>
   </w:style>
   <w:style w:type="paragraph" w:styleId="Heading1">
     <w:name w:val="heading 1"/>

--- a/src/modules/constancies/template/constancia.docx
+++ b/src/modules/constancies/template/constancia.docx
@@ -25,7 +25,9 @@
         <w:rPr>
           <w:rFonts w:ascii="Arial" w:cs="Arial" w:eastAsia="Arial" w:hAnsi="Arial"/>
           <w:b w:val="0"/>
+          <w:bCs w:val="0"/>
           <w:i w:val="0"/>
+          <w:iCs w:val="0"/>
           <w:smallCaps w:val="0"/>
           <w:strike w:val="0"/>
           <w:color w:val="000000"/>
@@ -41,18 +43,18 @@
           <w:rFonts w:ascii="Arial" w:cs="Arial" w:eastAsia="Arial" w:hAnsi="Arial"/>
         </w:rPr>
         <w:drawing>
-          <wp:anchor allowOverlap="1" behindDoc="0" distB="114300" distT="114300" distL="114300" distR="114300" hidden="0" layoutInCell="1" locked="0" relativeHeight="0" simplePos="0">
+          <wp:anchor allowOverlap="1" behindDoc="1" distB="0" distT="0" distL="0" distR="0" hidden="0" layoutInCell="1" locked="0" relativeHeight="0" simplePos="0">
             <wp:simplePos x="0" y="0"/>
             <wp:positionH relativeFrom="page">
-              <wp:posOffset>5329238</wp:posOffset>
+              <wp:posOffset>-14283</wp:posOffset>
             </wp:positionH>
             <wp:positionV relativeFrom="page">
-              <wp:posOffset>123825</wp:posOffset>
+              <wp:posOffset>0</wp:posOffset>
             </wp:positionV>
-            <wp:extent cx="1900800" cy="1267200"/>
+            <wp:extent cx="7572375" cy="10725150"/>
             <wp:effectExtent b="0" l="0" r="0" t="0"/>
             <wp:wrapNone/>
-            <wp:docPr id="2" name="image1.png"/>
+            <wp:docPr id="1" name="image1.png"/>
             <a:graphic>
               <a:graphicData uri="http://schemas.openxmlformats.org/drawingml/2006/picture">
                 <pic:pic>
@@ -62,51 +64,6 @@
                   </pic:nvPicPr>
                   <pic:blipFill>
                     <a:blip r:embed="rId6"/>
-                    <a:srcRect b="0" l="0" r="0" t="0"/>
-                    <a:stretch>
-                      <a:fillRect/>
-                    </a:stretch>
-                  </pic:blipFill>
-                  <pic:spPr>
-                    <a:xfrm>
-                      <a:off x="0" y="0"/>
-                      <a:ext cx="1900800" cy="1267200"/>
-                    </a:xfrm>
-                    <a:prstGeom prst="rect"/>
-                    <a:ln/>
-                  </pic:spPr>
-                </pic:pic>
-              </a:graphicData>
-            </a:graphic>
-          </wp:anchor>
-        </w:drawing>
-      </w:r>
-      <w:r>
-        <w:rPr>
-          <w:rFonts w:ascii="Arial" w:cs="Arial" w:eastAsia="Arial" w:hAnsi="Arial"/>
-        </w:rPr>
-        <w:drawing>
-          <wp:anchor allowOverlap="1" behindDoc="1" distB="0" distT="0" distL="0" distR="0" hidden="0" layoutInCell="1" locked="0" relativeHeight="0" simplePos="0">
-            <wp:simplePos x="0" y="0"/>
-            <wp:positionH relativeFrom="page">
-              <wp:posOffset>-14285</wp:posOffset>
-            </wp:positionH>
-            <wp:positionV relativeFrom="page">
-              <wp:posOffset>0</wp:posOffset>
-            </wp:positionV>
-            <wp:extent cx="7572375" cy="10725150"/>
-            <wp:effectExtent b="0" l="0" r="0" t="0"/>
-            <wp:wrapNone/>
-            <wp:docPr id="1" name="image4.png"/>
-            <a:graphic>
-              <a:graphicData uri="http://schemas.openxmlformats.org/drawingml/2006/picture">
-                <pic:pic>
-                  <pic:nvPicPr>
-                    <pic:cNvPr id="0" name="image4.png"/>
-                    <pic:cNvPicPr preferRelativeResize="0"/>
-                  </pic:nvPicPr>
-                  <pic:blipFill>
-                    <a:blip r:embed="rId7"/>
                     <a:srcRect b="0" l="0" r="0" t="0"/>
                     <a:stretch>
                       <a:fillRect/>
@@ -152,7 +109,9 @@
         <w:rPr>
           <w:rFonts w:ascii="Arial" w:cs="Arial" w:eastAsia="Arial" w:hAnsi="Arial"/>
           <w:b w:val="0"/>
+          <w:bCs w:val="0"/>
           <w:i w:val="0"/>
+          <w:iCs w:val="0"/>
           <w:smallCaps w:val="0"/>
           <w:strike w:val="0"/>
           <w:color w:val="000000"/>
@@ -189,7 +148,9 @@
         <w:rPr>
           <w:rFonts w:ascii="Arial" w:cs="Arial" w:eastAsia="Arial" w:hAnsi="Arial"/>
           <w:b w:val="0"/>
+          <w:bCs w:val="0"/>
           <w:i w:val="0"/>
+          <w:iCs w:val="0"/>
           <w:smallCaps w:val="0"/>
           <w:strike w:val="0"/>
           <w:color w:val="000000"/>
@@ -226,7 +187,9 @@
         <w:rPr>
           <w:rFonts w:ascii="Arial" w:cs="Arial" w:eastAsia="Arial" w:hAnsi="Arial"/>
           <w:b w:val="0"/>
+          <w:bCs w:val="0"/>
           <w:i w:val="0"/>
+          <w:iCs w:val="0"/>
           <w:smallCaps w:val="0"/>
           <w:strike w:val="0"/>
           <w:color w:val="000000"/>
@@ -241,7 +204,9 @@
         <w:rPr>
           <w:rFonts w:ascii="Arial" w:cs="Arial" w:eastAsia="Arial" w:hAnsi="Arial"/>
           <w:b w:val="1"/>
+          <w:bCs w:val="1"/>
           <w:i w:val="0"/>
+          <w:iCs w:val="0"/>
           <w:smallCaps w:val="0"/>
           <w:strike w:val="0"/>
           <w:color w:val="000000"/>
@@ -280,7 +245,9 @@
         <w:rPr>
           <w:rFonts w:ascii="Arial" w:cs="Arial" w:eastAsia="Arial" w:hAnsi="Arial"/>
           <w:b w:val="0"/>
+          <w:bCs w:val="0"/>
           <w:i w:val="0"/>
+          <w:iCs w:val="0"/>
           <w:smallCaps w:val="0"/>
           <w:strike w:val="0"/>
           <w:color w:val="000000"/>
@@ -295,7 +262,9 @@
         <w:rPr>
           <w:rFonts w:ascii="Arial" w:cs="Arial" w:eastAsia="Arial" w:hAnsi="Arial"/>
           <w:b w:val="1"/>
+          <w:bCs w:val="1"/>
           <w:i w:val="0"/>
+          <w:iCs w:val="0"/>
           <w:smallCaps w:val="0"/>
           <w:strike w:val="0"/>
           <w:color w:val="000000"/>
@@ -377,7 +346,9 @@
               <w:rPr>
                 <w:rFonts w:ascii="Arial" w:cs="Arial" w:eastAsia="Arial" w:hAnsi="Arial"/>
                 <w:b w:val="0"/>
-                <w:i w:val="0"/>
+                <w:bCs w:val="0"/>
+                <w:i w:val="0"/>
+                <w:iCs w:val="0"/>
                 <w:smallCaps w:val="0"/>
                 <w:strike w:val="0"/>
                 <w:color w:val="000000"/>
@@ -392,7 +363,9 @@
               <w:rPr>
                 <w:rFonts w:ascii="Arial" w:cs="Arial" w:eastAsia="Arial" w:hAnsi="Arial"/>
                 <w:b w:val="0"/>
-                <w:i w:val="0"/>
+                <w:bCs w:val="0"/>
+                <w:i w:val="0"/>
+                <w:iCs w:val="0"/>
                 <w:smallCaps w:val="0"/>
                 <w:strike w:val="0"/>
                 <w:color w:val="000000"/>
@@ -451,7 +424,9 @@
               <w:rPr>
                 <w:rFonts w:ascii="Arial" w:cs="Arial" w:eastAsia="Arial" w:hAnsi="Arial"/>
                 <w:b w:val="0"/>
-                <w:i w:val="0"/>
+                <w:bCs w:val="0"/>
+                <w:i w:val="0"/>
+                <w:iCs w:val="0"/>
                 <w:smallCaps w:val="0"/>
                 <w:strike w:val="0"/>
                 <w:color w:val="000000"/>
@@ -567,7 +542,9 @@
               <w:rPr>
                 <w:rFonts w:ascii="Arial" w:cs="Arial" w:eastAsia="Arial" w:hAnsi="Arial"/>
                 <w:b w:val="0"/>
-                <w:i w:val="0"/>
+                <w:bCs w:val="0"/>
+                <w:i w:val="0"/>
+                <w:iCs w:val="0"/>
                 <w:smallCaps w:val="0"/>
                 <w:strike w:val="0"/>
                 <w:color w:val="000000"/>
@@ -582,7 +559,9 @@
               <w:rPr>
                 <w:rFonts w:ascii="Arial" w:cs="Arial" w:eastAsia="Arial" w:hAnsi="Arial"/>
                 <w:b w:val="0"/>
-                <w:i w:val="0"/>
+                <w:bCs w:val="0"/>
+                <w:i w:val="0"/>
+                <w:iCs w:val="0"/>
                 <w:smallCaps w:val="0"/>
                 <w:strike w:val="0"/>
                 <w:color w:val="000000"/>
@@ -626,7 +605,9 @@
               <w:rPr>
                 <w:rFonts w:ascii="Arial" w:cs="Arial" w:eastAsia="Arial" w:hAnsi="Arial"/>
                 <w:b w:val="0"/>
-                <w:i w:val="0"/>
+                <w:bCs w:val="0"/>
+                <w:i w:val="0"/>
+                <w:iCs w:val="0"/>
                 <w:smallCaps w:val="0"/>
                 <w:strike w:val="0"/>
                 <w:color w:val="000000"/>
@@ -641,7 +622,9 @@
               <w:rPr>
                 <w:rFonts w:ascii="Arial" w:cs="Arial" w:eastAsia="Arial" w:hAnsi="Arial"/>
                 <w:b w:val="0"/>
-                <w:i w:val="0"/>
+                <w:bCs w:val="0"/>
+                <w:i w:val="0"/>
+                <w:iCs w:val="0"/>
                 <w:smallCaps w:val="0"/>
                 <w:strike w:val="0"/>
                 <w:color w:val="000000"/>
@@ -674,7 +657,9 @@
               <w:rPr>
                 <w:rFonts w:ascii="Arial" w:cs="Arial" w:eastAsia="Arial" w:hAnsi="Arial"/>
                 <w:b w:val="0"/>
-                <w:i w:val="0"/>
+                <w:bCs w:val="0"/>
+                <w:i w:val="0"/>
+                <w:iCs w:val="0"/>
                 <w:smallCaps w:val="0"/>
                 <w:strike w:val="0"/>
                 <w:color w:val="000000"/>
@@ -820,7 +805,9 @@
               <w:rPr>
                 <w:rFonts w:ascii="Arial" w:cs="Arial" w:eastAsia="Arial" w:hAnsi="Arial"/>
                 <w:b w:val="0"/>
-                <w:i w:val="0"/>
+                <w:bCs w:val="0"/>
+                <w:i w:val="0"/>
+                <w:iCs w:val="0"/>
                 <w:smallCaps w:val="0"/>
                 <w:strike w:val="0"/>
                 <w:color w:val="000000"/>
@@ -835,7 +822,9 @@
               <w:rPr>
                 <w:rFonts w:ascii="Arial" w:cs="Arial" w:eastAsia="Arial" w:hAnsi="Arial"/>
                 <w:b w:val="0"/>
-                <w:i w:val="0"/>
+                <w:bCs w:val="0"/>
+                <w:i w:val="0"/>
+                <w:iCs w:val="0"/>
                 <w:smallCaps w:val="0"/>
                 <w:strike w:val="0"/>
                 <w:color w:val="000000"/>
@@ -868,7 +857,9 @@
               <w:rPr>
                 <w:rFonts w:ascii="Arial" w:cs="Arial" w:eastAsia="Arial" w:hAnsi="Arial"/>
                 <w:b w:val="0"/>
-                <w:i w:val="0"/>
+                <w:bCs w:val="0"/>
+                <w:i w:val="0"/>
+                <w:iCs w:val="0"/>
                 <w:smallCaps w:val="0"/>
                 <w:strike w:val="0"/>
                 <w:color w:val="000000"/>
@@ -917,7 +908,9 @@
         <w:rPr>
           <w:rFonts w:ascii="Arial" w:cs="Arial" w:eastAsia="Arial" w:hAnsi="Arial"/>
           <w:b w:val="0"/>
+          <w:bCs w:val="0"/>
           <w:i w:val="0"/>
+          <w:iCs w:val="0"/>
           <w:smallCaps w:val="0"/>
           <w:strike w:val="0"/>
           <w:color w:val="000000"/>
@@ -1025,7 +1018,9 @@
               <w:rPr>
                 <w:rFonts w:ascii="Arial" w:cs="Arial" w:eastAsia="Arial" w:hAnsi="Arial"/>
                 <w:b w:val="0"/>
-                <w:i w:val="0"/>
+                <w:bCs w:val="0"/>
+                <w:i w:val="0"/>
+                <w:iCs w:val="0"/>
                 <w:smallCaps w:val="0"/>
                 <w:strike w:val="0"/>
                 <w:color w:val="000000"/>
@@ -1040,7 +1035,9 @@
               <w:rPr>
                 <w:rFonts w:ascii="Arial" w:cs="Arial" w:eastAsia="Arial" w:hAnsi="Arial"/>
                 <w:b w:val="1"/>
-                <w:i w:val="0"/>
+                <w:bCs w:val="1"/>
+                <w:i w:val="0"/>
+                <w:iCs w:val="0"/>
                 <w:smallCaps w:val="0"/>
                 <w:strike w:val="0"/>
                 <w:color w:val="000000"/>
@@ -1097,7 +1094,9 @@
               <w:rPr>
                 <w:rFonts w:ascii="Arial" w:cs="Arial" w:eastAsia="Arial" w:hAnsi="Arial"/>
                 <w:b w:val="0"/>
-                <w:i w:val="0"/>
+                <w:bCs w:val="0"/>
+                <w:i w:val="0"/>
+                <w:iCs w:val="0"/>
                 <w:smallCaps w:val="0"/>
                 <w:strike w:val="0"/>
                 <w:color w:val="000000"/>
@@ -1112,7 +1111,9 @@
               <w:rPr>
                 <w:rFonts w:ascii="Arial" w:cs="Arial" w:eastAsia="Arial" w:hAnsi="Arial"/>
                 <w:b w:val="0"/>
-                <w:i w:val="0"/>
+                <w:bCs w:val="0"/>
+                <w:i w:val="0"/>
+                <w:iCs w:val="0"/>
                 <w:smallCaps w:val="0"/>
                 <w:strike w:val="0"/>
                 <w:color w:val="000000"/>
@@ -1218,7 +1219,9 @@
               <w:rPr>
                 <w:rFonts w:ascii="Arial" w:cs="Arial" w:eastAsia="Arial" w:hAnsi="Arial"/>
                 <w:b w:val="0"/>
-                <w:i w:val="0"/>
+                <w:bCs w:val="0"/>
+                <w:i w:val="0"/>
+                <w:iCs w:val="0"/>
                 <w:smallCaps w:val="0"/>
                 <w:strike w:val="0"/>
                 <w:color w:val="000000"/>
@@ -1233,7 +1236,9 @@
               <w:rPr>
                 <w:rFonts w:ascii="Arial" w:cs="Arial" w:eastAsia="Arial" w:hAnsi="Arial"/>
                 <w:b w:val="0"/>
-                <w:i w:val="0"/>
+                <w:bCs w:val="0"/>
+                <w:i w:val="0"/>
+                <w:iCs w:val="0"/>
                 <w:smallCaps w:val="0"/>
                 <w:strike w:val="0"/>
                 <w:color w:val="000000"/>
@@ -1285,7 +1290,9 @@
               <w:rPr>
                 <w:rFonts w:ascii="Arial" w:cs="Arial" w:eastAsia="Arial" w:hAnsi="Arial"/>
                 <w:b w:val="0"/>
-                <w:i w:val="0"/>
+                <w:bCs w:val="0"/>
+                <w:i w:val="0"/>
+                <w:iCs w:val="0"/>
                 <w:smallCaps w:val="0"/>
                 <w:strike w:val="0"/>
                 <w:color w:val="000000"/>
@@ -1332,7 +1339,9 @@
         <w:rPr>
           <w:rFonts w:ascii="Arial" w:cs="Arial" w:eastAsia="Arial" w:hAnsi="Arial"/>
           <w:b w:val="0"/>
+          <w:bCs w:val="0"/>
           <w:i w:val="0"/>
+          <w:iCs w:val="0"/>
           <w:smallCaps w:val="0"/>
           <w:strike w:val="0"/>
           <w:color w:val="000000"/>
@@ -1445,7 +1454,9 @@
               <w:rPr>
                 <w:rFonts w:ascii="Arial" w:cs="Arial" w:eastAsia="Arial" w:hAnsi="Arial"/>
                 <w:b w:val="0"/>
-                <w:i w:val="0"/>
+                <w:bCs w:val="0"/>
+                <w:i w:val="0"/>
+                <w:iCs w:val="0"/>
                 <w:smallCaps w:val="0"/>
                 <w:strike w:val="0"/>
                 <w:color w:val="000000"/>
@@ -1460,7 +1471,9 @@
               <w:rPr>
                 <w:rFonts w:ascii="Arial" w:cs="Arial" w:eastAsia="Arial" w:hAnsi="Arial"/>
                 <w:b w:val="1"/>
-                <w:i w:val="0"/>
+                <w:bCs w:val="1"/>
+                <w:i w:val="0"/>
+                <w:iCs w:val="0"/>
                 <w:smallCaps w:val="0"/>
                 <w:strike w:val="0"/>
                 <w:color w:val="000000"/>
@@ -1516,7 +1529,9 @@
               <w:rPr>
                 <w:rFonts w:ascii="Arial" w:cs="Arial" w:eastAsia="Arial" w:hAnsi="Arial"/>
                 <w:b w:val="0"/>
-                <w:i w:val="0"/>
+                <w:bCs w:val="0"/>
+                <w:i w:val="0"/>
+                <w:iCs w:val="0"/>
                 <w:smallCaps w:val="0"/>
                 <w:strike w:val="0"/>
                 <w:color w:val="000000"/>
@@ -1531,7 +1546,9 @@
               <w:rPr>
                 <w:rFonts w:ascii="Arial" w:cs="Arial" w:eastAsia="Arial" w:hAnsi="Arial"/>
                 <w:b w:val="0"/>
-                <w:i w:val="0"/>
+                <w:bCs w:val="0"/>
+                <w:i w:val="0"/>
+                <w:iCs w:val="0"/>
                 <w:smallCaps w:val="0"/>
                 <w:strike w:val="0"/>
                 <w:color w:val="000000"/>
@@ -1635,7 +1652,9 @@
               <w:rPr>
                 <w:rFonts w:ascii="Arial" w:cs="Arial" w:eastAsia="Arial" w:hAnsi="Arial"/>
                 <w:b w:val="0"/>
-                <w:i w:val="0"/>
+                <w:bCs w:val="0"/>
+                <w:i w:val="0"/>
+                <w:iCs w:val="0"/>
                 <w:smallCaps w:val="0"/>
                 <w:strike w:val="0"/>
                 <w:color w:val="000000"/>
@@ -1650,7 +1669,9 @@
               <w:rPr>
                 <w:rFonts w:ascii="Arial" w:cs="Arial" w:eastAsia="Arial" w:hAnsi="Arial"/>
                 <w:b w:val="0"/>
-                <w:i w:val="0"/>
+                <w:bCs w:val="0"/>
+                <w:i w:val="0"/>
+                <w:iCs w:val="0"/>
                 <w:smallCaps w:val="0"/>
                 <w:strike w:val="0"/>
                 <w:color w:val="000000"/>
@@ -1683,7 +1704,9 @@
               <w:rPr>
                 <w:rFonts w:ascii="Arial" w:cs="Arial" w:eastAsia="Arial" w:hAnsi="Arial"/>
                 <w:b w:val="0"/>
-                <w:i w:val="0"/>
+                <w:bCs w:val="0"/>
+                <w:i w:val="0"/>
+                <w:iCs w:val="0"/>
                 <w:smallCaps w:val="0"/>
                 <w:strike w:val="0"/>
                 <w:color w:val="000000"/>
@@ -1698,7 +1721,9 @@
               <w:rPr>
                 <w:rFonts w:ascii="Arial" w:cs="Arial" w:eastAsia="Arial" w:hAnsi="Arial"/>
                 <w:b w:val="0"/>
-                <w:i w:val="0"/>
+                <w:bCs w:val="0"/>
+                <w:i w:val="0"/>
+                <w:iCs w:val="0"/>
                 <w:smallCaps w:val="0"/>
                 <w:strike w:val="0"/>
                 <w:color w:val="000000"/>
@@ -1741,7 +1766,9 @@
               <w:rPr>
                 <w:rFonts w:ascii="Arial" w:cs="Arial" w:eastAsia="Arial" w:hAnsi="Arial"/>
                 <w:b w:val="0"/>
-                <w:i w:val="0"/>
+                <w:bCs w:val="0"/>
+                <w:i w:val="0"/>
+                <w:iCs w:val="0"/>
                 <w:smallCaps w:val="0"/>
                 <w:strike w:val="0"/>
                 <w:color w:val="000000"/>
@@ -1756,7 +1783,9 @@
               <w:rPr>
                 <w:rFonts w:ascii="Arial" w:cs="Arial" w:eastAsia="Arial" w:hAnsi="Arial"/>
                 <w:b w:val="0"/>
-                <w:i w:val="0"/>
+                <w:bCs w:val="0"/>
+                <w:i w:val="0"/>
+                <w:iCs w:val="0"/>
                 <w:smallCaps w:val="0"/>
                 <w:strike w:val="0"/>
                 <w:color w:val="000000"/>
@@ -1800,7 +1829,9 @@
               <w:rPr>
                 <w:rFonts w:ascii="Arial" w:cs="Arial" w:eastAsia="Arial" w:hAnsi="Arial"/>
                 <w:b w:val="0"/>
-                <w:i w:val="0"/>
+                <w:bCs w:val="0"/>
+                <w:i w:val="0"/>
+                <w:iCs w:val="0"/>
                 <w:smallCaps w:val="0"/>
                 <w:strike w:val="0"/>
                 <w:color w:val="000000"/>
@@ -1815,7 +1846,9 @@
               <w:rPr>
                 <w:rFonts w:ascii="Arial" w:cs="Arial" w:eastAsia="Arial" w:hAnsi="Arial"/>
                 <w:b w:val="0"/>
-                <w:i w:val="0"/>
+                <w:bCs w:val="0"/>
+                <w:i w:val="0"/>
+                <w:iCs w:val="0"/>
                 <w:smallCaps w:val="0"/>
                 <w:strike w:val="0"/>
                 <w:color w:val="000000"/>
@@ -1859,7 +1892,9 @@
               <w:rPr>
                 <w:rFonts w:ascii="Arial" w:cs="Arial" w:eastAsia="Arial" w:hAnsi="Arial"/>
                 <w:b w:val="0"/>
-                <w:i w:val="0"/>
+                <w:bCs w:val="0"/>
+                <w:i w:val="0"/>
+                <w:iCs w:val="0"/>
                 <w:smallCaps w:val="0"/>
                 <w:strike w:val="0"/>
                 <w:color w:val="000000"/>
@@ -1874,7 +1909,9 @@
               <w:rPr>
                 <w:rFonts w:ascii="Arial" w:cs="Arial" w:eastAsia="Arial" w:hAnsi="Arial"/>
                 <w:b w:val="0"/>
-                <w:i w:val="0"/>
+                <w:bCs w:val="0"/>
+                <w:i w:val="0"/>
+                <w:iCs w:val="0"/>
                 <w:smallCaps w:val="0"/>
                 <w:strike w:val="0"/>
                 <w:color w:val="000000"/>
@@ -1918,7 +1955,9 @@
               <w:rPr>
                 <w:rFonts w:ascii="Arial" w:cs="Arial" w:eastAsia="Arial" w:hAnsi="Arial"/>
                 <w:b w:val="0"/>
-                <w:i w:val="0"/>
+                <w:bCs w:val="0"/>
+                <w:i w:val="0"/>
+                <w:iCs w:val="0"/>
                 <w:smallCaps w:val="0"/>
                 <w:strike w:val="0"/>
                 <w:color w:val="000000"/>
@@ -1933,7 +1972,9 @@
               <w:rPr>
                 <w:rFonts w:ascii="Arial" w:cs="Arial" w:eastAsia="Arial" w:hAnsi="Arial"/>
                 <w:b w:val="0"/>
-                <w:i w:val="0"/>
+                <w:bCs w:val="0"/>
+                <w:i w:val="0"/>
+                <w:iCs w:val="0"/>
                 <w:smallCaps w:val="0"/>
                 <w:strike w:val="0"/>
                 <w:color w:val="000000"/>
@@ -1976,7 +2017,9 @@
               <w:rPr>
                 <w:rFonts w:ascii="Arial" w:cs="Arial" w:eastAsia="Arial" w:hAnsi="Arial"/>
                 <w:b w:val="0"/>
-                <w:i w:val="0"/>
+                <w:bCs w:val="0"/>
+                <w:i w:val="0"/>
+                <w:iCs w:val="0"/>
                 <w:smallCaps w:val="0"/>
                 <w:strike w:val="0"/>
                 <w:color w:val="000000"/>
@@ -1991,7 +2034,9 @@
               <w:rPr>
                 <w:rFonts w:ascii="Arial" w:cs="Arial" w:eastAsia="Arial" w:hAnsi="Arial"/>
                 <w:b w:val="0"/>
-                <w:i w:val="0"/>
+                <w:bCs w:val="0"/>
+                <w:i w:val="0"/>
+                <w:iCs w:val="0"/>
                 <w:smallCaps w:val="0"/>
                 <w:strike w:val="0"/>
                 <w:color w:val="000000"/>
@@ -2035,7 +2080,9 @@
               <w:rPr>
                 <w:rFonts w:ascii="Arial" w:cs="Arial" w:eastAsia="Arial" w:hAnsi="Arial"/>
                 <w:b w:val="0"/>
-                <w:i w:val="0"/>
+                <w:bCs w:val="0"/>
+                <w:i w:val="0"/>
+                <w:iCs w:val="0"/>
                 <w:smallCaps w:val="0"/>
                 <w:strike w:val="0"/>
                 <w:color w:val="000000"/>
@@ -2050,7 +2097,9 @@
               <w:rPr>
                 <w:rFonts w:ascii="Arial" w:cs="Arial" w:eastAsia="Arial" w:hAnsi="Arial"/>
                 <w:b w:val="0"/>
-                <w:i w:val="0"/>
+                <w:bCs w:val="0"/>
+                <w:i w:val="0"/>
+                <w:iCs w:val="0"/>
                 <w:smallCaps w:val="0"/>
                 <w:strike w:val="0"/>
                 <w:color w:val="000000"/>
@@ -2094,7 +2143,9 @@
               <w:rPr>
                 <w:rFonts w:ascii="Arial" w:cs="Arial" w:eastAsia="Arial" w:hAnsi="Arial"/>
                 <w:b w:val="0"/>
-                <w:i w:val="0"/>
+                <w:bCs w:val="0"/>
+                <w:i w:val="0"/>
+                <w:iCs w:val="0"/>
                 <w:smallCaps w:val="0"/>
                 <w:strike w:val="0"/>
                 <w:color w:val="000000"/>
@@ -2109,7 +2160,9 @@
               <w:rPr>
                 <w:rFonts w:ascii="Arial" w:cs="Arial" w:eastAsia="Arial" w:hAnsi="Arial"/>
                 <w:b w:val="0"/>
-                <w:i w:val="0"/>
+                <w:bCs w:val="0"/>
+                <w:i w:val="0"/>
+                <w:iCs w:val="0"/>
                 <w:smallCaps w:val="0"/>
                 <w:strike w:val="0"/>
                 <w:color w:val="000000"/>
@@ -2153,7 +2206,9 @@
               <w:rPr>
                 <w:rFonts w:ascii="Arial" w:cs="Arial" w:eastAsia="Arial" w:hAnsi="Arial"/>
                 <w:b w:val="0"/>
-                <w:i w:val="0"/>
+                <w:bCs w:val="0"/>
+                <w:i w:val="0"/>
+                <w:iCs w:val="0"/>
                 <w:smallCaps w:val="0"/>
                 <w:strike w:val="0"/>
                 <w:color w:val="000000"/>
@@ -2168,7 +2223,9 @@
               <w:rPr>
                 <w:rFonts w:ascii="Arial" w:cs="Arial" w:eastAsia="Arial" w:hAnsi="Arial"/>
                 <w:b w:val="0"/>
-                <w:i w:val="0"/>
+                <w:bCs w:val="0"/>
+                <w:i w:val="0"/>
+                <w:iCs w:val="0"/>
                 <w:smallCaps w:val="0"/>
                 <w:strike w:val="0"/>
                 <w:color w:val="000000"/>
@@ -2219,7 +2276,9 @@
               <w:rPr>
                 <w:rFonts w:ascii="Arial" w:cs="Arial" w:eastAsia="Arial" w:hAnsi="Arial"/>
                 <w:b w:val="0"/>
-                <w:i w:val="0"/>
+                <w:bCs w:val="0"/>
+                <w:i w:val="0"/>
+                <w:iCs w:val="0"/>
                 <w:smallCaps w:val="0"/>
                 <w:strike w:val="0"/>
                 <w:color w:val="000000"/>
@@ -2266,7 +2325,9 @@
               <w:rPr>
                 <w:rFonts w:ascii="Arial" w:cs="Arial" w:eastAsia="Arial" w:hAnsi="Arial"/>
                 <w:b w:val="0"/>
-                <w:i w:val="0"/>
+                <w:bCs w:val="0"/>
+                <w:i w:val="0"/>
+                <w:iCs w:val="0"/>
                 <w:smallCaps w:val="0"/>
                 <w:strike w:val="0"/>
                 <w:color w:val="000000"/>
@@ -2314,7 +2375,9 @@
               <w:rPr>
                 <w:rFonts w:ascii="Arial" w:cs="Arial" w:eastAsia="Arial" w:hAnsi="Arial"/>
                 <w:b w:val="0"/>
-                <w:i w:val="0"/>
+                <w:bCs w:val="0"/>
+                <w:i w:val="0"/>
+                <w:iCs w:val="0"/>
                 <w:smallCaps w:val="0"/>
                 <w:strike w:val="0"/>
                 <w:color w:val="000000"/>
@@ -2369,7 +2432,9 @@
               <w:rPr>
                 <w:rFonts w:ascii="Arial" w:cs="Arial" w:eastAsia="Arial" w:hAnsi="Arial"/>
                 <w:b w:val="0"/>
-                <w:i w:val="0"/>
+                <w:bCs w:val="0"/>
+                <w:i w:val="0"/>
+                <w:iCs w:val="0"/>
                 <w:smallCaps w:val="0"/>
                 <w:strike w:val="0"/>
                 <w:color w:val="000000"/>
@@ -2423,7 +2488,9 @@
               <w:rPr>
                 <w:rFonts w:ascii="Arial" w:cs="Arial" w:eastAsia="Arial" w:hAnsi="Arial"/>
                 <w:b w:val="0"/>
-                <w:i w:val="0"/>
+                <w:bCs w:val="0"/>
+                <w:i w:val="0"/>
+                <w:iCs w:val="0"/>
                 <w:smallCaps w:val="0"/>
                 <w:strike w:val="0"/>
                 <w:color w:val="000000"/>
@@ -2477,7 +2544,9 @@
               <w:rPr>
                 <w:rFonts w:ascii="Arial" w:cs="Arial" w:eastAsia="Arial" w:hAnsi="Arial"/>
                 <w:b w:val="0"/>
-                <w:i w:val="0"/>
+                <w:bCs w:val="0"/>
+                <w:i w:val="0"/>
+                <w:iCs w:val="0"/>
                 <w:smallCaps w:val="0"/>
                 <w:strike w:val="0"/>
                 <w:color w:val="000000"/>
@@ -2525,7 +2594,9 @@
               <w:rPr>
                 <w:rFonts w:ascii="Arial" w:cs="Arial" w:eastAsia="Arial" w:hAnsi="Arial"/>
                 <w:b w:val="0"/>
-                <w:i w:val="0"/>
+                <w:bCs w:val="0"/>
+                <w:i w:val="0"/>
+                <w:iCs w:val="0"/>
                 <w:smallCaps w:val="0"/>
                 <w:strike w:val="0"/>
                 <w:color w:val="000000"/>
@@ -2580,7 +2651,9 @@
               <w:rPr>
                 <w:rFonts w:ascii="Arial" w:cs="Arial" w:eastAsia="Arial" w:hAnsi="Arial"/>
                 <w:b w:val="0"/>
-                <w:i w:val="0"/>
+                <w:bCs w:val="0"/>
+                <w:i w:val="0"/>
+                <w:iCs w:val="0"/>
                 <w:smallCaps w:val="0"/>
                 <w:strike w:val="0"/>
                 <w:color w:val="000000"/>
@@ -2635,7 +2708,9 @@
               <w:rPr>
                 <w:rFonts w:ascii="Arial" w:cs="Arial" w:eastAsia="Arial" w:hAnsi="Arial"/>
                 <w:b w:val="0"/>
-                <w:i w:val="0"/>
+                <w:bCs w:val="0"/>
+                <w:i w:val="0"/>
+                <w:iCs w:val="0"/>
                 <w:smallCaps w:val="0"/>
                 <w:strike w:val="0"/>
                 <w:color w:val="000000"/>
@@ -2697,7 +2772,9 @@
               <w:rPr>
                 <w:rFonts w:ascii="Arial" w:cs="Arial" w:eastAsia="Arial" w:hAnsi="Arial"/>
                 <w:b w:val="0"/>
-                <w:i w:val="0"/>
+                <w:bCs w:val="0"/>
+                <w:i w:val="0"/>
+                <w:iCs w:val="0"/>
                 <w:smallCaps w:val="0"/>
                 <w:strike w:val="0"/>
                 <w:color w:val="000000"/>
@@ -2712,7 +2789,9 @@
               <w:rPr>
                 <w:rFonts w:ascii="Arial" w:cs="Arial" w:eastAsia="Arial" w:hAnsi="Arial"/>
                 <w:b w:val="0"/>
-                <w:i w:val="0"/>
+                <w:bCs w:val="0"/>
+                <w:i w:val="0"/>
+                <w:iCs w:val="0"/>
                 <w:smallCaps w:val="0"/>
                 <w:strike w:val="0"/>
                 <w:color w:val="000000"/>
@@ -2745,7 +2824,9 @@
               <w:rPr>
                 <w:rFonts w:ascii="Arial" w:cs="Arial" w:eastAsia="Arial" w:hAnsi="Arial"/>
                 <w:b w:val="0"/>
-                <w:i w:val="0"/>
+                <w:bCs w:val="0"/>
+                <w:i w:val="0"/>
+                <w:iCs w:val="0"/>
                 <w:smallCaps w:val="0"/>
                 <w:strike w:val="0"/>
                 <w:color w:val="000000"/>
@@ -2807,7 +2888,9 @@
               <w:rPr>
                 <w:rFonts w:ascii="Arial" w:cs="Arial" w:eastAsia="Arial" w:hAnsi="Arial"/>
                 <w:b w:val="0"/>
-                <w:i w:val="0"/>
+                <w:bCs w:val="0"/>
+                <w:i w:val="0"/>
+                <w:iCs w:val="0"/>
                 <w:smallCaps w:val="0"/>
                 <w:strike w:val="0"/>
                 <w:color w:val="000000"/>
@@ -2822,7 +2905,9 @@
               <w:rPr>
                 <w:rFonts w:ascii="Arial" w:cs="Arial" w:eastAsia="Arial" w:hAnsi="Arial"/>
                 <w:b w:val="0"/>
-                <w:i w:val="0"/>
+                <w:bCs w:val="0"/>
+                <w:i w:val="0"/>
+                <w:iCs w:val="0"/>
                 <w:smallCaps w:val="0"/>
                 <w:strike w:val="0"/>
                 <w:color w:val="000000"/>
@@ -2855,7 +2940,9 @@
               <w:rPr>
                 <w:rFonts w:ascii="Arial" w:cs="Arial" w:eastAsia="Arial" w:hAnsi="Arial"/>
                 <w:b w:val="0"/>
-                <w:i w:val="0"/>
+                <w:bCs w:val="0"/>
+                <w:i w:val="0"/>
+                <w:iCs w:val="0"/>
                 <w:smallCaps w:val="0"/>
                 <w:strike w:val="0"/>
                 <w:color w:val="000000"/>
@@ -2891,7 +2978,9 @@
               <w:rPr>
                 <w:rFonts w:ascii="Arial" w:cs="Arial" w:eastAsia="Arial" w:hAnsi="Arial"/>
                 <w:b w:val="0"/>
-                <w:i w:val="0"/>
+                <w:bCs w:val="0"/>
+                <w:i w:val="0"/>
+                <w:iCs w:val="0"/>
                 <w:smallCaps w:val="0"/>
                 <w:strike w:val="0"/>
                 <w:color w:val="000000"/>
@@ -2906,7 +2995,9 @@
               <w:rPr>
                 <w:rFonts w:ascii="Arial" w:cs="Arial" w:eastAsia="Arial" w:hAnsi="Arial"/>
                 <w:b w:val="0"/>
-                <w:i w:val="0"/>
+                <w:bCs w:val="0"/>
+                <w:i w:val="0"/>
+                <w:iCs w:val="0"/>
                 <w:smallCaps w:val="0"/>
                 <w:strike w:val="0"/>
                 <w:color w:val="000000"/>
@@ -2943,7 +3034,9 @@
         <w:rPr>
           <w:rFonts w:ascii="Arial" w:cs="Arial" w:eastAsia="Arial" w:hAnsi="Arial"/>
           <w:b w:val="0"/>
+          <w:bCs w:val="0"/>
           <w:i w:val="0"/>
+          <w:iCs w:val="0"/>
           <w:smallCaps w:val="0"/>
           <w:strike w:val="0"/>
           <w:color w:val="000000"/>
@@ -3023,7 +3116,9 @@
               <w:rPr>
                 <w:rFonts w:ascii="Arial" w:cs="Arial" w:eastAsia="Arial" w:hAnsi="Arial"/>
                 <w:b w:val="0"/>
-                <w:i w:val="0"/>
+                <w:bCs w:val="0"/>
+                <w:i w:val="0"/>
+                <w:iCs w:val="0"/>
                 <w:smallCaps w:val="0"/>
                 <w:strike w:val="0"/>
                 <w:color w:val="000000"/>
@@ -3038,7 +3133,9 @@
               <w:rPr>
                 <w:rFonts w:ascii="Arial" w:cs="Arial" w:eastAsia="Arial" w:hAnsi="Arial"/>
                 <w:b w:val="1"/>
-                <w:i w:val="0"/>
+                <w:bCs w:val="1"/>
+                <w:i w:val="0"/>
+                <w:iCs w:val="0"/>
                 <w:smallCaps w:val="0"/>
                 <w:strike w:val="0"/>
                 <w:color w:val="000000"/>
@@ -3091,7 +3188,9 @@
               <w:rPr>
                 <w:rFonts w:ascii="Arial" w:cs="Arial" w:eastAsia="Arial" w:hAnsi="Arial"/>
                 <w:b w:val="0"/>
-                <w:i w:val="0"/>
+                <w:bCs w:val="0"/>
+                <w:i w:val="0"/>
+                <w:iCs w:val="0"/>
                 <w:smallCaps w:val="0"/>
                 <w:strike w:val="0"/>
                 <w:color w:val="000000"/>
@@ -3135,7 +3234,9 @@
               <w:rPr>
                 <w:rFonts w:ascii="Arial" w:cs="Arial" w:eastAsia="Arial" w:hAnsi="Arial"/>
                 <w:b w:val="0"/>
-                <w:i w:val="0"/>
+                <w:bCs w:val="0"/>
+                <w:i w:val="0"/>
+                <w:iCs w:val="0"/>
                 <w:smallCaps w:val="0"/>
                 <w:strike w:val="0"/>
                 <w:color w:val="000000"/>
@@ -3150,7 +3251,9 @@
               <w:rPr>
                 <w:rFonts w:ascii="Arial" w:cs="Arial" w:eastAsia="Arial" w:hAnsi="Arial"/>
                 <w:b w:val="0"/>
-                <w:i w:val="0"/>
+                <w:bCs w:val="0"/>
+                <w:i w:val="0"/>
+                <w:iCs w:val="0"/>
                 <w:smallCaps w:val="0"/>
                 <w:strike w:val="0"/>
                 <w:color w:val="000000"/>
@@ -3183,7 +3286,9 @@
               <w:rPr>
                 <w:rFonts w:ascii="Arial" w:cs="Arial" w:eastAsia="Arial" w:hAnsi="Arial"/>
                 <w:b w:val="0"/>
-                <w:i w:val="0"/>
+                <w:bCs w:val="0"/>
+                <w:i w:val="0"/>
+                <w:iCs w:val="0"/>
                 <w:smallCaps w:val="0"/>
                 <w:strike w:val="0"/>
                 <w:color w:val="000000"/>
@@ -3198,7 +3303,9 @@
               <w:rPr>
                 <w:rFonts w:ascii="Arial" w:cs="Arial" w:eastAsia="Arial" w:hAnsi="Arial"/>
                 <w:b w:val="0"/>
-                <w:i w:val="0"/>
+                <w:bCs w:val="0"/>
+                <w:i w:val="0"/>
+                <w:iCs w:val="0"/>
                 <w:smallCaps w:val="0"/>
                 <w:strike w:val="0"/>
                 <w:color w:val="000000"/>
@@ -3224,16 +3331,16 @@
                   <wp:extent cx="1292860" cy="614680"/>
                   <wp:effectExtent b="0" l="0" r="0" t="0"/>
                   <wp:wrapNone/>
-                  <wp:docPr id="4" name="image3.png"/>
+                  <wp:docPr id="2" name="image2.png"/>
                   <a:graphic>
                     <a:graphicData uri="http://schemas.openxmlformats.org/drawingml/2006/picture">
                       <pic:pic>
                         <pic:nvPicPr>
-                          <pic:cNvPr id="0" name="image3.png"/>
+                          <pic:cNvPr id="0" name="image2.png"/>
                           <pic:cNvPicPr preferRelativeResize="0"/>
                         </pic:nvPicPr>
                         <pic:blipFill>
-                          <a:blip r:embed="rId8"/>
+                          <a:blip r:embed="rId7"/>
                           <a:srcRect b="0" l="0" r="0" t="0"/>
                           <a:stretch>
                             <a:fillRect/>
@@ -3273,7 +3380,9 @@
               <w:rPr>
                 <w:rFonts w:ascii="Arial" w:cs="Arial" w:eastAsia="Arial" w:hAnsi="Arial"/>
                 <w:b w:val="0"/>
-                <w:i w:val="0"/>
+                <w:bCs w:val="0"/>
+                <w:i w:val="0"/>
+                <w:iCs w:val="0"/>
                 <w:smallCaps w:val="0"/>
                 <w:strike w:val="0"/>
                 <w:color w:val="000000"/>
@@ -3314,7 +3423,9 @@
               <w:rPr>
                 <w:rFonts w:ascii="Arial" w:cs="Arial" w:eastAsia="Arial" w:hAnsi="Arial"/>
                 <w:b w:val="0"/>
-                <w:i w:val="0"/>
+                <w:bCs w:val="0"/>
+                <w:i w:val="0"/>
+                <w:iCs w:val="0"/>
                 <w:smallCaps w:val="0"/>
                 <w:strike w:val="0"/>
                 <w:color w:val="000000"/>
@@ -3358,7 +3469,9 @@
               <w:rPr>
                 <w:rFonts w:ascii="Arial" w:cs="Arial" w:eastAsia="Arial" w:hAnsi="Arial"/>
                 <w:b w:val="0"/>
-                <w:i w:val="0"/>
+                <w:bCs w:val="0"/>
+                <w:i w:val="0"/>
+                <w:iCs w:val="0"/>
                 <w:smallCaps w:val="0"/>
                 <w:strike w:val="0"/>
                 <w:color w:val="000000"/>
@@ -3373,7 +3486,9 @@
               <w:rPr>
                 <w:rFonts w:ascii="Arial" w:cs="Arial" w:eastAsia="Arial" w:hAnsi="Arial"/>
                 <w:b w:val="0"/>
-                <w:i w:val="0"/>
+                <w:bCs w:val="0"/>
+                <w:i w:val="0"/>
+                <w:iCs w:val="0"/>
                 <w:smallCaps w:val="0"/>
                 <w:strike w:val="0"/>
                 <w:color w:val="000000"/>
@@ -3406,7 +3521,9 @@
               <w:rPr>
                 <w:rFonts w:ascii="Arial" w:cs="Arial" w:eastAsia="Arial" w:hAnsi="Arial"/>
                 <w:b w:val="0"/>
-                <w:i w:val="0"/>
+                <w:bCs w:val="0"/>
+                <w:i w:val="0"/>
+                <w:iCs w:val="0"/>
                 <w:smallCaps w:val="0"/>
                 <w:strike w:val="0"/>
                 <w:color w:val="000000"/>
@@ -3456,7 +3573,9 @@
               <w:rPr>
                 <w:rFonts w:ascii="Arial" w:cs="Arial" w:eastAsia="Arial" w:hAnsi="Arial"/>
                 <w:b w:val="0"/>
-                <w:i w:val="0"/>
+                <w:bCs w:val="0"/>
+                <w:i w:val="0"/>
+                <w:iCs w:val="0"/>
                 <w:smallCaps w:val="0"/>
                 <w:strike w:val="0"/>
                 <w:color w:val="000000"/>
@@ -3500,7 +3619,9 @@
               <w:rPr>
                 <w:rFonts w:ascii="Arial" w:cs="Arial" w:eastAsia="Arial" w:hAnsi="Arial"/>
                 <w:b w:val="0"/>
-                <w:i w:val="0"/>
+                <w:bCs w:val="0"/>
+                <w:i w:val="0"/>
+                <w:iCs w:val="0"/>
                 <w:smallCaps w:val="0"/>
                 <w:strike w:val="0"/>
                 <w:color w:val="000000"/>
@@ -3515,7 +3636,9 @@
               <w:rPr>
                 <w:rFonts w:ascii="Arial" w:cs="Arial" w:eastAsia="Arial" w:hAnsi="Arial"/>
                 <w:b w:val="0"/>
-                <w:i w:val="0"/>
+                <w:bCs w:val="0"/>
+                <w:i w:val="0"/>
+                <w:iCs w:val="0"/>
                 <w:smallCaps w:val="0"/>
                 <w:strike w:val="0"/>
                 <w:color w:val="000000"/>
@@ -3570,7 +3693,9 @@
               <w:rPr>
                 <w:rFonts w:ascii="Arial" w:cs="Arial" w:eastAsia="Arial" w:hAnsi="Arial"/>
                 <w:b w:val="0"/>
-                <w:i w:val="0"/>
+                <w:bCs w:val="0"/>
+                <w:i w:val="0"/>
+                <w:iCs w:val="0"/>
                 <w:smallCaps w:val="0"/>
                 <w:strike w:val="0"/>
                 <w:color w:val="000000"/>
@@ -3622,7 +3747,9 @@
               <w:rPr>
                 <w:rFonts w:ascii="Arial" w:cs="Arial" w:eastAsia="Arial" w:hAnsi="Arial"/>
                 <w:b w:val="0"/>
-                <w:i w:val="0"/>
+                <w:bCs w:val="0"/>
+                <w:i w:val="0"/>
+                <w:iCs w:val="0"/>
                 <w:smallCaps w:val="0"/>
                 <w:strike w:val="0"/>
                 <w:color w:val="000000"/>
@@ -3667,7 +3794,9 @@
               <w:rPr>
                 <w:rFonts w:ascii="Arial" w:cs="Arial" w:eastAsia="Arial" w:hAnsi="Arial"/>
                 <w:b w:val="0"/>
-                <w:i w:val="0"/>
+                <w:bCs w:val="0"/>
+                <w:i w:val="0"/>
+                <w:iCs w:val="0"/>
                 <w:smallCaps w:val="0"/>
                 <w:strike w:val="0"/>
                 <w:color w:val="000000"/>
@@ -3682,7 +3811,9 @@
               <w:rPr>
                 <w:rFonts w:ascii="Arial" w:cs="Arial" w:eastAsia="Arial" w:hAnsi="Arial"/>
                 <w:b w:val="0"/>
-                <w:i w:val="0"/>
+                <w:bCs w:val="0"/>
+                <w:i w:val="0"/>
+                <w:iCs w:val="0"/>
                 <w:smallCaps w:val="0"/>
                 <w:strike w:val="0"/>
                 <w:color w:val="000000"/>
@@ -3723,7 +3854,9 @@
               <w:rPr>
                 <w:rFonts w:ascii="Arial" w:cs="Arial" w:eastAsia="Arial" w:hAnsi="Arial"/>
                 <w:b w:val="0"/>
-                <w:i w:val="0"/>
+                <w:bCs w:val="0"/>
+                <w:i w:val="0"/>
+                <w:iCs w:val="0"/>
                 <w:smallCaps w:val="0"/>
                 <w:strike w:val="0"/>
                 <w:color w:val="000000"/>
@@ -3768,7 +3901,9 @@
               <w:rPr>
                 <w:rFonts w:ascii="Arial" w:cs="Arial" w:eastAsia="Arial" w:hAnsi="Arial"/>
                 <w:b w:val="0"/>
-                <w:i w:val="0"/>
+                <w:bCs w:val="0"/>
+                <w:i w:val="0"/>
+                <w:iCs w:val="0"/>
                 <w:smallCaps w:val="0"/>
                 <w:strike w:val="0"/>
                 <w:color w:val="000000"/>
@@ -3783,7 +3918,9 @@
               <w:rPr>
                 <w:rFonts w:ascii="Arial" w:cs="Arial" w:eastAsia="Arial" w:hAnsi="Arial"/>
                 <w:b w:val="0"/>
-                <w:i w:val="0"/>
+                <w:bCs w:val="0"/>
+                <w:i w:val="0"/>
+                <w:iCs w:val="0"/>
                 <w:smallCaps w:val="0"/>
                 <w:strike w:val="0"/>
                 <w:color w:val="000000"/>
@@ -3824,7 +3961,9 @@
               <w:rPr>
                 <w:rFonts w:ascii="Arial" w:cs="Arial" w:eastAsia="Arial" w:hAnsi="Arial"/>
                 <w:b w:val="0"/>
-                <w:i w:val="0"/>
+                <w:bCs w:val="0"/>
+                <w:i w:val="0"/>
+                <w:iCs w:val="0"/>
                 <w:smallCaps w:val="0"/>
                 <w:strike w:val="0"/>
                 <w:color w:val="000000"/>
@@ -3869,7 +4008,9 @@
               <w:rPr>
                 <w:rFonts w:ascii="Arial" w:cs="Arial" w:eastAsia="Arial" w:hAnsi="Arial"/>
                 <w:b w:val="0"/>
-                <w:i w:val="0"/>
+                <w:bCs w:val="0"/>
+                <w:i w:val="0"/>
+                <w:iCs w:val="0"/>
                 <w:smallCaps w:val="0"/>
                 <w:strike w:val="0"/>
                 <w:color w:val="000000"/>
@@ -3884,7 +4025,9 @@
               <w:rPr>
                 <w:rFonts w:ascii="Arial" w:cs="Arial" w:eastAsia="Arial" w:hAnsi="Arial"/>
                 <w:b w:val="0"/>
-                <w:i w:val="0"/>
+                <w:bCs w:val="0"/>
+                <w:i w:val="0"/>
+                <w:iCs w:val="0"/>
                 <w:smallCaps w:val="0"/>
                 <w:strike w:val="0"/>
                 <w:color w:val="000000"/>
@@ -3926,7 +4069,9 @@
               <w:rPr>
                 <w:rFonts w:ascii="Arial" w:cs="Arial" w:eastAsia="Arial" w:hAnsi="Arial"/>
                 <w:b w:val="0"/>
-                <w:i w:val="0"/>
+                <w:bCs w:val="0"/>
+                <w:i w:val="0"/>
+                <w:iCs w:val="0"/>
                 <w:smallCaps w:val="0"/>
                 <w:strike w:val="0"/>
                 <w:color w:val="000000"/>
@@ -3966,7 +4111,9 @@
         <w:rPr>
           <w:rFonts w:ascii="Arial" w:cs="Arial" w:eastAsia="Arial" w:hAnsi="Arial"/>
           <w:b w:val="0"/>
+          <w:bCs w:val="0"/>
           <w:i w:val="0"/>
+          <w:iCs w:val="0"/>
           <w:smallCaps w:val="0"/>
           <w:strike w:val="0"/>
           <w:color w:val="000000"/>
@@ -3981,7 +4128,9 @@
         <w:rPr>
           <w:rFonts w:ascii="Arial" w:cs="Arial" w:eastAsia="Arial" w:hAnsi="Arial"/>
           <w:b w:val="1"/>
+          <w:bCs w:val="1"/>
           <w:i w:val="0"/>
+          <w:iCs w:val="0"/>
           <w:smallCaps w:val="0"/>
           <w:strike w:val="0"/>
           <w:color w:val="000000"/>
@@ -4020,7 +4169,9 @@
         <w:rPr>
           <w:rFonts w:ascii="Arial" w:cs="Arial" w:eastAsia="Arial" w:hAnsi="Arial"/>
           <w:b w:val="0"/>
+          <w:bCs w:val="0"/>
           <w:i w:val="0"/>
+          <w:iCs w:val="0"/>
           <w:smallCaps w:val="0"/>
           <w:strike w:val="0"/>
           <w:color w:val="000000"/>
@@ -4035,7 +4186,9 @@
         <w:rPr>
           <w:rFonts w:ascii="Arial" w:cs="Arial" w:eastAsia="Arial" w:hAnsi="Arial"/>
           <w:b w:val="0"/>
+          <w:bCs w:val="0"/>
           <w:i w:val="0"/>
+          <w:iCs w:val="0"/>
           <w:smallCaps w:val="0"/>
           <w:strike w:val="0"/>
           <w:color w:val="000000"/>
@@ -4069,7 +4222,9 @@
         <w:rPr>
           <w:rFonts w:ascii="Arial" w:cs="Arial" w:eastAsia="Arial" w:hAnsi="Arial"/>
           <w:b w:val="0"/>
+          <w:bCs w:val="0"/>
           <w:i w:val="0"/>
+          <w:iCs w:val="0"/>
           <w:smallCaps w:val="0"/>
           <w:strike w:val="0"/>
           <w:color w:val="000000"/>
@@ -4084,7 +4239,9 @@
         <w:rPr>
           <w:rFonts w:ascii="Arial" w:cs="Arial" w:eastAsia="Arial" w:hAnsi="Arial"/>
           <w:b w:val="0"/>
+          <w:bCs w:val="0"/>
           <w:i w:val="0"/>
+          <w:iCs w:val="0"/>
           <w:smallCaps w:val="0"/>
           <w:strike w:val="0"/>
           <w:color w:val="000000"/>
@@ -4118,7 +4275,9 @@
         <w:rPr>
           <w:rFonts w:ascii="Arial" w:cs="Arial" w:eastAsia="Arial" w:hAnsi="Arial"/>
           <w:b w:val="0"/>
+          <w:bCs w:val="0"/>
           <w:i w:val="0"/>
+          <w:iCs w:val="0"/>
           <w:smallCaps w:val="0"/>
           <w:strike w:val="0"/>
           <w:color w:val="000000"/>
@@ -4133,7 +4292,9 @@
         <w:rPr>
           <w:rFonts w:ascii="Arial" w:cs="Arial" w:eastAsia="Arial" w:hAnsi="Arial"/>
           <w:b w:val="0"/>
+          <w:bCs w:val="0"/>
           <w:i w:val="0"/>
+          <w:iCs w:val="0"/>
           <w:smallCaps w:val="0"/>
           <w:strike w:val="0"/>
           <w:color w:val="000000"/>
@@ -4148,12 +4309,14 @@
         <w:tab/>
         <w:t xml:space="preserve">Las áreas y subáreas ocupacionales del Catálogo Nacional de Ocupaciones se encuentran disponibles en el reverso de este formato y en la página </w:t>
       </w:r>
-      <w:hyperlink r:id="rId9">
+      <w:hyperlink r:id="rId8">
         <w:r>
           <w:rPr>
             <w:rFonts w:ascii="Arial" w:cs="Arial" w:eastAsia="Arial" w:hAnsi="Arial"/>
             <w:b w:val="0"/>
+            <w:bCs w:val="0"/>
             <w:i w:val="0"/>
+            <w:iCs w:val="0"/>
             <w:smallCaps w:val="0"/>
             <w:strike w:val="0"/>
             <w:color w:val="0000ff"/>
@@ -4171,7 +4334,9 @@
         <w:rPr>
           <w:rFonts w:ascii="Arial" w:cs="Arial" w:eastAsia="Arial" w:hAnsi="Arial"/>
           <w:b w:val="0"/>
+          <w:bCs w:val="0"/>
           <w:i w:val="0"/>
+          <w:iCs w:val="0"/>
           <w:smallCaps w:val="0"/>
           <w:strike w:val="0"/>
           <w:color w:val="000000"/>
@@ -4205,7 +4370,9 @@
         <w:rPr>
           <w:rFonts w:ascii="Arial" w:cs="Arial" w:eastAsia="Arial" w:hAnsi="Arial"/>
           <w:b w:val="0"/>
+          <w:bCs w:val="0"/>
           <w:i w:val="0"/>
+          <w:iCs w:val="0"/>
           <w:smallCaps w:val="0"/>
           <w:strike w:val="0"/>
           <w:color w:val="000000"/>
@@ -4220,7 +4387,9 @@
         <w:rPr>
           <w:rFonts w:ascii="Arial" w:cs="Arial" w:eastAsia="Arial" w:hAnsi="Arial"/>
           <w:b w:val="0"/>
+          <w:bCs w:val="0"/>
           <w:i w:val="0"/>
+          <w:iCs w:val="0"/>
           <w:smallCaps w:val="0"/>
           <w:strike w:val="0"/>
           <w:color w:val="000000"/>
@@ -4235,12 +4404,14 @@
         <w:tab/>
         <w:t xml:space="preserve">Las áreas temáticas de los cursos se encuentran disponibles en el reverso de este formato y en la página </w:t>
       </w:r>
-      <w:hyperlink r:id="rId10">
+      <w:hyperlink r:id="rId9">
         <w:r>
           <w:rPr>
             <w:rFonts w:ascii="Arial" w:cs="Arial" w:eastAsia="Arial" w:hAnsi="Arial"/>
             <w:b w:val="0"/>
+            <w:bCs w:val="0"/>
             <w:i w:val="0"/>
+            <w:iCs w:val="0"/>
             <w:smallCaps w:val="0"/>
             <w:strike w:val="0"/>
             <w:color w:val="0000ff"/>
@@ -4280,7 +4451,9 @@
         <w:rPr>
           <w:rFonts w:ascii="Arial" w:cs="Arial" w:eastAsia="Arial" w:hAnsi="Arial"/>
           <w:b w:val="0"/>
+          <w:bCs w:val="0"/>
           <w:i w:val="0"/>
+          <w:iCs w:val="0"/>
           <w:smallCaps w:val="0"/>
           <w:strike w:val="0"/>
           <w:color w:val="000000"/>
@@ -4295,7 +4468,9 @@
         <w:rPr>
           <w:rFonts w:ascii="Arial" w:cs="Arial" w:eastAsia="Arial" w:hAnsi="Arial"/>
           <w:b w:val="0"/>
+          <w:bCs w:val="0"/>
           <w:i w:val="0"/>
+          <w:iCs w:val="0"/>
           <w:smallCaps w:val="0"/>
           <w:strike w:val="0"/>
           <w:color w:val="000000"/>
@@ -4329,7 +4504,9 @@
         <w:rPr>
           <w:rFonts w:ascii="Arial" w:cs="Arial" w:eastAsia="Arial" w:hAnsi="Arial"/>
           <w:b w:val="0"/>
+          <w:bCs w:val="0"/>
           <w:i w:val="0"/>
+          <w:iCs w:val="0"/>
           <w:smallCaps w:val="0"/>
           <w:strike w:val="0"/>
           <w:color w:val="000000"/>
@@ -4344,7 +4521,9 @@
         <w:rPr>
           <w:rFonts w:ascii="Arial" w:cs="Arial" w:eastAsia="Arial" w:hAnsi="Arial"/>
           <w:b w:val="0"/>
+          <w:bCs w:val="0"/>
           <w:i w:val="0"/>
+          <w:iCs w:val="0"/>
           <w:smallCaps w:val="0"/>
           <w:strike w:val="0"/>
           <w:color w:val="000000"/>
@@ -4370,7 +4549,9 @@
         <w:rPr>
           <w:rFonts w:ascii="Arial" w:cs="Arial" w:eastAsia="Arial" w:hAnsi="Arial"/>
           <w:b w:val="0"/>
+          <w:bCs w:val="0"/>
           <w:i w:val="0"/>
+          <w:iCs w:val="0"/>
           <w:smallCaps w:val="0"/>
           <w:strike w:val="0"/>
           <w:color w:val="000000"/>
@@ -4404,7 +4585,9 @@
         <w:rPr>
           <w:rFonts w:ascii="Arial" w:cs="Arial" w:eastAsia="Arial" w:hAnsi="Arial"/>
           <w:b w:val="0"/>
+          <w:bCs w:val="0"/>
           <w:i w:val="0"/>
+          <w:iCs w:val="0"/>
           <w:smallCaps w:val="0"/>
           <w:strike w:val="0"/>
           <w:color w:val="000000"/>
@@ -4419,7 +4602,9 @@
         <w:rPr>
           <w:rFonts w:ascii="Arial" w:cs="Arial" w:eastAsia="Arial" w:hAnsi="Arial"/>
           <w:b w:val="0"/>
+          <w:bCs w:val="0"/>
           <w:i w:val="0"/>
+          <w:iCs w:val="0"/>
           <w:smallCaps w:val="0"/>
           <w:strike w:val="0"/>
           <w:color w:val="000000"/>
@@ -4453,7 +4638,9 @@
         <w:rPr>
           <w:rFonts w:ascii="Arial" w:cs="Arial" w:eastAsia="Arial" w:hAnsi="Arial"/>
           <w:b w:val="0"/>
+          <w:bCs w:val="0"/>
           <w:i w:val="0"/>
+          <w:iCs w:val="0"/>
           <w:smallCaps w:val="0"/>
           <w:strike w:val="0"/>
           <w:color w:val="000000"/>
@@ -4468,7 +4655,9 @@
         <w:rPr>
           <w:rFonts w:ascii="Arial" w:cs="Arial" w:eastAsia="Arial" w:hAnsi="Arial"/>
           <w:b w:val="0"/>
+          <w:bCs w:val="0"/>
           <w:i w:val="0"/>
+          <w:iCs w:val="0"/>
           <w:smallCaps w:val="0"/>
           <w:strike w:val="0"/>
           <w:color w:val="000000"/>
@@ -4505,7 +4694,9 @@
         <w:rPr>
           <w:rFonts w:ascii="Arial" w:cs="Arial" w:eastAsia="Arial" w:hAnsi="Arial"/>
           <w:b w:val="0"/>
+          <w:bCs w:val="0"/>
           <w:i w:val="0"/>
+          <w:iCs w:val="0"/>
           <w:smallCaps w:val="0"/>
           <w:strike w:val="0"/>
           <w:color w:val="000000"/>
@@ -4520,7 +4711,9 @@
         <w:rPr>
           <w:rFonts w:ascii="Arial" w:cs="Arial" w:eastAsia="Arial" w:hAnsi="Arial"/>
           <w:b w:val="0"/>
+          <w:bCs w:val="0"/>
           <w:i w:val="0"/>
+          <w:iCs w:val="0"/>
           <w:smallCaps w:val="0"/>
           <w:strike w:val="0"/>
           <w:color w:val="000000"/>
@@ -4537,7 +4730,9 @@
         <w:rPr>
           <w:rFonts w:ascii="Arial" w:cs="Arial" w:eastAsia="Arial" w:hAnsi="Arial"/>
           <w:b w:val="0"/>
+          <w:bCs w:val="0"/>
           <w:i w:val="0"/>
+          <w:iCs w:val="0"/>
           <w:smallCaps w:val="0"/>
           <w:strike w:val="0"/>
           <w:color w:val="000000"/>
@@ -4549,48 +4744,6 @@
           <w:rtl w:val="0"/>
         </w:rPr>
         <w:t xml:space="preserve"> </w:t>
-      </w:r>
-      <w:r>
-        <w:drawing>
-          <wp:anchor allowOverlap="1" behindDoc="0" distB="19050" distT="19050" distL="19050" distR="19050" hidden="0" layoutInCell="1" locked="0" relativeHeight="0" simplePos="0">
-            <wp:simplePos x="0" y="0"/>
-            <wp:positionH relativeFrom="column">
-              <wp:posOffset>5448300</wp:posOffset>
-            </wp:positionH>
-            <wp:positionV relativeFrom="paragraph">
-              <wp:posOffset>133350</wp:posOffset>
-            </wp:positionV>
-            <wp:extent cx="747820" cy="747820"/>
-            <wp:effectExtent b="0" l="0" r="0" t="0"/>
-            <wp:wrapNone/>
-            <wp:docPr id="3" name="image2.png"/>
-            <a:graphic>
-              <a:graphicData uri="http://schemas.openxmlformats.org/drawingml/2006/picture">
-                <pic:pic>
-                  <pic:nvPicPr>
-                    <pic:cNvPr id="0" name="image2.png"/>
-                    <pic:cNvPicPr preferRelativeResize="0"/>
-                  </pic:nvPicPr>
-                  <pic:blipFill>
-                    <a:blip r:embed="rId11"/>
-                    <a:srcRect b="0" l="0" r="0" t="0"/>
-                    <a:stretch>
-                      <a:fillRect/>
-                    </a:stretch>
-                  </pic:blipFill>
-                  <pic:spPr>
-                    <a:xfrm>
-                      <a:off x="0" y="0"/>
-                      <a:ext cx="747820" cy="747820"/>
-                    </a:xfrm>
-                    <a:prstGeom prst="rect"/>
-                    <a:ln/>
-                  </pic:spPr>
-                </pic:pic>
-              </a:graphicData>
-            </a:graphic>
-          </wp:anchor>
-        </w:drawing>
       </w:r>
     </w:p>
     <w:p>
@@ -4616,7 +4769,9 @@
         <w:rPr>
           <w:rFonts w:ascii="Arial" w:cs="Arial" w:eastAsia="Arial" w:hAnsi="Arial"/>
           <w:b w:val="0"/>
+          <w:bCs w:val="0"/>
           <w:i w:val="0"/>
+          <w:iCs w:val="0"/>
           <w:smallCaps w:val="0"/>
           <w:strike w:val="0"/>
           <w:color w:val="000000"/>
@@ -4676,7 +4831,9 @@
         <w:rPr>
           <w:rFonts w:ascii="Arial" w:cs="Arial" w:eastAsia="Arial" w:hAnsi="Arial"/>
           <w:b w:val="1"/>
+          <w:bCs w:val="1"/>
           <w:i w:val="1"/>
+          <w:iCs w:val="1"/>
           <w:color w:val="000099"/>
           <w:sz w:val="18"/>
           <w:szCs w:val="18"/>
@@ -4714,7 +4871,9 @@
         <w:rPr>
           <w:rFonts w:ascii="Arial" w:cs="Arial" w:eastAsia="Arial" w:hAnsi="Arial"/>
           <w:b w:val="1"/>
+          <w:bCs w:val="1"/>
           <w:i w:val="1"/>
+          <w:iCs w:val="1"/>
           <w:sz w:val="18"/>
           <w:szCs w:val="18"/>
           <w:rtl w:val="0"/>
@@ -4778,6 +4937,7 @@
     </w:pPr>
     <w:rPr>
       <w:b w:val="1"/>
+      <w:bCs w:val="1"/>
       <w:sz w:val="48"/>
       <w:szCs w:val="48"/>
     </w:rPr>
@@ -4794,6 +4954,7 @@
     </w:pPr>
     <w:rPr>
       <w:b w:val="1"/>
+      <w:bCs w:val="1"/>
       <w:sz w:val="36"/>
       <w:szCs w:val="36"/>
     </w:rPr>
@@ -4810,6 +4971,7 @@
     </w:pPr>
     <w:rPr>
       <w:b w:val="1"/>
+      <w:bCs w:val="1"/>
       <w:sz w:val="28"/>
       <w:szCs w:val="28"/>
     </w:rPr>
@@ -4826,6 +4988,7 @@
     </w:pPr>
     <w:rPr>
       <w:b w:val="1"/>
+      <w:bCs w:val="1"/>
       <w:sz w:val="24"/>
       <w:szCs w:val="24"/>
     </w:rPr>
@@ -4842,6 +5005,7 @@
     </w:pPr>
     <w:rPr>
       <w:b w:val="1"/>
+      <w:bCs w:val="1"/>
       <w:sz w:val="22"/>
       <w:szCs w:val="22"/>
     </w:rPr>
@@ -4858,6 +5022,7 @@
     </w:pPr>
     <w:rPr>
       <w:b w:val="1"/>
+      <w:bCs w:val="1"/>
       <w:sz w:val="20"/>
       <w:szCs w:val="20"/>
     </w:rPr>
@@ -4874,6 +5039,7 @@
     </w:pPr>
     <w:rPr>
       <w:b w:val="1"/>
+      <w:bCs w:val="1"/>
       <w:sz w:val="72"/>
       <w:szCs w:val="72"/>
     </w:rPr>
@@ -4891,6 +5057,7 @@
     <w:rPr>
       <w:rFonts w:ascii="Georgia" w:cs="Georgia" w:eastAsia="Georgia" w:hAnsi="Georgia"/>
       <w:i w:val="1"/>
+      <w:iCs w:val="1"/>
       <w:color w:val="666666"/>
       <w:sz w:val="48"/>
       <w:szCs w:val="48"/>
